--- a/dist/exports/kcet-electromagnetic-induction_revision_notes.docx
+++ b/dist/exports/kcet-electromagnetic-induction_revision_notes.docx
@@ -189,7 +189,7 @@
                 <w:color w:val="2D3748"/>
                 <w:sz w:val="19"/>
               </w:rPr>
-              <w:t>Kcet Electromagnetic Induction - Core Application</w:t>
+              <w:t>Magnetic Flux &amp; Faraday-Lenz Law</w:t>
             </w:r>
           </w:p>
         </w:tc>
@@ -209,7 +209,7 @@
               <w:rPr>
                 <w:sz w:val="19"/>
               </w:rPr>
-              <w:t>21 PYQs</w:t>
+              <w:t>16 PYQs</w:t>
             </w:r>
           </w:p>
         </w:tc>
@@ -230,7 +230,355 @@
                 <w:color w:val="718096"/>
                 <w:sz w:val="19"/>
               </w:rPr>
-              <w:t>General Concept</w:t>
+              <w:t>Core Principle</w:t>
+            </w:r>
+          </w:p>
+        </w:tc>
+      </w:tr>
+      <w:tr>
+        <w:tc>
+          <w:tcPr>
+            <w:tcW w:type="dxa" w:w="2160"/>
+            <w:shd w:fill="FFFFFF"/>
+            <w:tcMar>
+              <w:top w:w="80" w:type="dxa"/>
+              <w:bottom w:w="80" w:type="dxa"/>
+              <w:left w:w="150" w:type="dxa"/>
+              <w:right w:w="150" w:type="dxa"/>
+            </w:tcMar>
+          </w:tcPr>
+          <w:p>
+            <w:r>
+              <w:rPr>
+                <w:b/>
+                <w:color w:val="718096"/>
+                <w:sz w:val="19"/>
+              </w:rPr>
+              <w:t>Moderate</w:t>
+            </w:r>
+          </w:p>
+        </w:tc>
+        <w:tc>
+          <w:tcPr>
+            <w:tcW w:type="dxa" w:w="4320"/>
+            <w:shd w:fill="FFFFFF"/>
+            <w:tcMar>
+              <w:top w:w="80" w:type="dxa"/>
+              <w:bottom w:w="80" w:type="dxa"/>
+              <w:left w:w="150" w:type="dxa"/>
+              <w:right w:w="150" w:type="dxa"/>
+            </w:tcMar>
+          </w:tcPr>
+          <w:p>
+            <w:r>
+              <w:rPr>
+                <w:b/>
+                <w:color w:val="2D3748"/>
+                <w:sz w:val="19"/>
+              </w:rPr>
+              <w:t>Self Inductance &amp; RL Transient Circuits</w:t>
+            </w:r>
+          </w:p>
+        </w:tc>
+        <w:tc>
+          <w:tcPr>
+            <w:tcW w:type="dxa" w:w="1728"/>
+            <w:shd w:fill="FFFFFF"/>
+            <w:tcMar>
+              <w:top w:w="80" w:type="dxa"/>
+              <w:bottom w:w="80" w:type="dxa"/>
+              <w:left w:w="150" w:type="dxa"/>
+              <w:right w:w="150" w:type="dxa"/>
+            </w:tcMar>
+          </w:tcPr>
+          <w:p>
+            <w:r>
+              <w:rPr>
+                <w:sz w:val="19"/>
+              </w:rPr>
+              <w:t>6 PYQs</w:t>
+            </w:r>
+          </w:p>
+        </w:tc>
+        <w:tc>
+          <w:tcPr>
+            <w:tcW w:type="dxa" w:w="1872"/>
+            <w:shd w:fill="FFFFFF"/>
+            <w:tcMar>
+              <w:top w:w="80" w:type="dxa"/>
+              <w:bottom w:w="80" w:type="dxa"/>
+              <w:left w:w="150" w:type="dxa"/>
+              <w:right w:w="150" w:type="dxa"/>
+            </w:tcMar>
+          </w:tcPr>
+          <w:p>
+            <w:r>
+              <w:rPr>
+                <w:color w:val="718096"/>
+                <w:sz w:val="19"/>
+              </w:rPr>
+              <w:t>Inductance &amp; Circuits</w:t>
+            </w:r>
+          </w:p>
+        </w:tc>
+      </w:tr>
+      <w:tr>
+        <w:tc>
+          <w:tcPr>
+            <w:tcW w:type="dxa" w:w="2160"/>
+            <w:shd w:fill="F7FAFC"/>
+            <w:tcMar>
+              <w:top w:w="80" w:type="dxa"/>
+              <w:bottom w:w="80" w:type="dxa"/>
+              <w:left w:w="150" w:type="dxa"/>
+              <w:right w:w="150" w:type="dxa"/>
+            </w:tcMar>
+          </w:tcPr>
+          <w:p>
+            <w:r>
+              <w:rPr>
+                <w:b/>
+                <w:color w:val="718096"/>
+                <w:sz w:val="19"/>
+              </w:rPr>
+              <w:t>Moderate</w:t>
+            </w:r>
+          </w:p>
+        </w:tc>
+        <w:tc>
+          <w:tcPr>
+            <w:tcW w:type="dxa" w:w="4320"/>
+            <w:shd w:fill="F7FAFC"/>
+            <w:tcMar>
+              <w:top w:w="80" w:type="dxa"/>
+              <w:bottom w:w="80" w:type="dxa"/>
+              <w:left w:w="150" w:type="dxa"/>
+              <w:right w:w="150" w:type="dxa"/>
+            </w:tcMar>
+          </w:tcPr>
+          <w:p>
+            <w:r>
+              <w:rPr>
+                <w:b/>
+                <w:color w:val="2D3748"/>
+                <w:sz w:val="19"/>
+              </w:rPr>
+              <w:t>Motional EMF (Translational &amp; Rotational)</w:t>
+            </w:r>
+          </w:p>
+        </w:tc>
+        <w:tc>
+          <w:tcPr>
+            <w:tcW w:type="dxa" w:w="1728"/>
+            <w:shd w:fill="F7FAFC"/>
+            <w:tcMar>
+              <w:top w:w="80" w:type="dxa"/>
+              <w:bottom w:w="80" w:type="dxa"/>
+              <w:left w:w="150" w:type="dxa"/>
+              <w:right w:w="150" w:type="dxa"/>
+            </w:tcMar>
+          </w:tcPr>
+          <w:p>
+            <w:r>
+              <w:rPr>
+                <w:sz w:val="19"/>
+              </w:rPr>
+              <w:t>5 PYQs</w:t>
+            </w:r>
+          </w:p>
+        </w:tc>
+        <w:tc>
+          <w:tcPr>
+            <w:tcW w:type="dxa" w:w="1872"/>
+            <w:shd w:fill="F7FAFC"/>
+            <w:tcMar>
+              <w:top w:w="80" w:type="dxa"/>
+              <w:bottom w:w="80" w:type="dxa"/>
+              <w:left w:w="150" w:type="dxa"/>
+              <w:right w:w="150" w:type="dxa"/>
+            </w:tcMar>
+          </w:tcPr>
+          <w:p>
+            <w:r>
+              <w:rPr>
+                <w:color w:val="718096"/>
+                <w:sz w:val="19"/>
+              </w:rPr>
+              <w:t>Motional Induction</w:t>
+            </w:r>
+          </w:p>
+        </w:tc>
+      </w:tr>
+      <w:tr>
+        <w:tc>
+          <w:tcPr>
+            <w:tcW w:type="dxa" w:w="2160"/>
+            <w:shd w:fill="FFFFFF"/>
+            <w:tcMar>
+              <w:top w:w="80" w:type="dxa"/>
+              <w:bottom w:w="80" w:type="dxa"/>
+              <w:left w:w="150" w:type="dxa"/>
+              <w:right w:w="150" w:type="dxa"/>
+            </w:tcMar>
+          </w:tcPr>
+          <w:p>
+            <w:r>
+              <w:rPr>
+                <w:b/>
+                <w:color w:val="718096"/>
+                <w:sz w:val="19"/>
+              </w:rPr>
+              <w:t>Standard</w:t>
+            </w:r>
+          </w:p>
+        </w:tc>
+        <w:tc>
+          <w:tcPr>
+            <w:tcW w:type="dxa" w:w="4320"/>
+            <w:shd w:fill="FFFFFF"/>
+            <w:tcMar>
+              <w:top w:w="80" w:type="dxa"/>
+              <w:bottom w:w="80" w:type="dxa"/>
+              <w:left w:w="150" w:type="dxa"/>
+              <w:right w:w="150" w:type="dxa"/>
+            </w:tcMar>
+          </w:tcPr>
+          <w:p>
+            <w:r>
+              <w:rPr>
+                <w:b/>
+                <w:color w:val="2D3748"/>
+                <w:sz w:val="19"/>
+              </w:rPr>
+              <w:t>Mutual Inductance &amp; Coupled Coils</w:t>
+            </w:r>
+          </w:p>
+        </w:tc>
+        <w:tc>
+          <w:tcPr>
+            <w:tcW w:type="dxa" w:w="1728"/>
+            <w:shd w:fill="FFFFFF"/>
+            <w:tcMar>
+              <w:top w:w="80" w:type="dxa"/>
+              <w:bottom w:w="80" w:type="dxa"/>
+              <w:left w:w="150" w:type="dxa"/>
+              <w:right w:w="150" w:type="dxa"/>
+            </w:tcMar>
+          </w:tcPr>
+          <w:p>
+            <w:r>
+              <w:rPr>
+                <w:sz w:val="19"/>
+              </w:rPr>
+              <w:t>2 PYQs</w:t>
+            </w:r>
+          </w:p>
+        </w:tc>
+        <w:tc>
+          <w:tcPr>
+            <w:tcW w:type="dxa" w:w="1872"/>
+            <w:shd w:fill="FFFFFF"/>
+            <w:tcMar>
+              <w:top w:w="80" w:type="dxa"/>
+              <w:bottom w:w="80" w:type="dxa"/>
+              <w:left w:w="150" w:type="dxa"/>
+              <w:right w:w="150" w:type="dxa"/>
+            </w:tcMar>
+          </w:tcPr>
+          <w:p>
+            <w:r>
+              <w:rPr>
+                <w:color w:val="718096"/>
+                <w:sz w:val="19"/>
+              </w:rPr>
+              <w:t>Coupling</w:t>
+            </w:r>
+          </w:p>
+        </w:tc>
+      </w:tr>
+      <w:tr>
+        <w:tc>
+          <w:tcPr>
+            <w:tcW w:type="dxa" w:w="2160"/>
+            <w:shd w:fill="F7FAFC"/>
+            <w:tcMar>
+              <w:top w:w="80" w:type="dxa"/>
+              <w:bottom w:w="80" w:type="dxa"/>
+              <w:left w:w="150" w:type="dxa"/>
+              <w:right w:w="150" w:type="dxa"/>
+            </w:tcMar>
+          </w:tcPr>
+          <w:p>
+            <w:r>
+              <w:rPr>
+                <w:b/>
+                <w:color w:val="718096"/>
+                <w:sz w:val="19"/>
+              </w:rPr>
+              <w:t>Standard</w:t>
+            </w:r>
+          </w:p>
+        </w:tc>
+        <w:tc>
+          <w:tcPr>
+            <w:tcW w:type="dxa" w:w="4320"/>
+            <w:shd w:fill="F7FAFC"/>
+            <w:tcMar>
+              <w:top w:w="80" w:type="dxa"/>
+              <w:bottom w:w="80" w:type="dxa"/>
+              <w:left w:w="150" w:type="dxa"/>
+              <w:right w:w="150" w:type="dxa"/>
+            </w:tcMar>
+          </w:tcPr>
+          <w:p>
+            <w:r>
+              <w:rPr>
+                <w:b/>
+                <w:color w:val="2D3748"/>
+                <w:sz w:val="19"/>
+              </w:rPr>
+              <w:t>Induced Electric Field &amp; Eddy Currents</w:t>
+            </w:r>
+          </w:p>
+        </w:tc>
+        <w:tc>
+          <w:tcPr>
+            <w:tcW w:type="dxa" w:w="1728"/>
+            <w:shd w:fill="F7FAFC"/>
+            <w:tcMar>
+              <w:top w:w="80" w:type="dxa"/>
+              <w:bottom w:w="80" w:type="dxa"/>
+              <w:left w:w="150" w:type="dxa"/>
+              <w:right w:w="150" w:type="dxa"/>
+            </w:tcMar>
+          </w:tcPr>
+          <w:p>
+            <w:r>
+              <w:rPr>
+                <w:sz w:val="19"/>
+              </w:rPr>
+              <w:t>2 PYQs</w:t>
+            </w:r>
+          </w:p>
+        </w:tc>
+        <w:tc>
+          <w:tcPr>
+            <w:tcW w:type="dxa" w:w="1872"/>
+            <w:shd w:fill="F7FAFC"/>
+            <w:tcMar>
+              <w:top w:w="80" w:type="dxa"/>
+              <w:bottom w:w="80" w:type="dxa"/>
+              <w:left w:w="150" w:type="dxa"/>
+              <w:right w:w="150" w:type="dxa"/>
+            </w:tcMar>
+          </w:tcPr>
+          <w:p>
+            <w:r>
+              <w:rPr>
+                <w:color w:val="718096"/>
+                <w:sz w:val="19"/>
+              </w:rPr>
+              <w:t>Field Theory</w:t>
             </w:r>
           </w:p>
         </w:tc>
@@ -311,6 +659,236 @@
           </w:p>
         </w:tc>
       </w:tr>
+      <w:tr>
+        <w:tc>
+          <w:tcPr>
+            <w:tcW w:type="dxa" w:w="3600"/>
+            <w:shd w:fill="F7FAFC"/>
+            <w:tcMar>
+              <w:top w:w="100" w:type="dxa"/>
+              <w:bottom w:w="100" w:type="dxa"/>
+              <w:left w:w="150" w:type="dxa"/>
+              <w:right w:w="150" w:type="dxa"/>
+            </w:tcMar>
+          </w:tcPr>
+          <w:p>
+            <w:r>
+              <w:rPr>
+                <w:b/>
+                <w:color w:val="1A365D"/>
+                <w:sz w:val="19"/>
+              </w:rPr>
+              <w:t>Magnetic Flux &amp; Faraday-Lenz Law</w:t>
+            </w:r>
+          </w:p>
+        </w:tc>
+        <w:tc>
+          <w:tcPr>
+            <w:tcW w:type="dxa" w:w="6480"/>
+            <w:shd w:fill="F7FAFC"/>
+            <w:tcMar>
+              <w:top w:w="100" w:type="dxa"/>
+              <w:bottom w:w="100" w:type="dxa"/>
+              <w:left w:w="150" w:type="dxa"/>
+              <w:right w:w="150" w:type="dxa"/>
+            </w:tcMar>
+          </w:tcPr>
+          <w:p>
+            <w:r>
+              <w:rPr>
+                <w:rFonts w:ascii="Cambria Math" w:hAnsi="Cambria Math"/>
+                <w:color w:val="2D3748"/>
+                <w:sz w:val="19"/>
+              </w:rPr>
+              <w:t>\Phi_B = \vec{B} \cdot \vec{A} = B A \cos\theta, \quad \mathcal{E} = -\frac{d\Phi_B}{dt} = -N \frac{d\Phi_B}{dt}, \quad q = \frac{\Delta \Phi}{R}</w:t>
+            </w:r>
+          </w:p>
+        </w:tc>
+      </w:tr>
+      <w:tr>
+        <w:tc>
+          <w:tcPr>
+            <w:tcW w:type="dxa" w:w="3600"/>
+            <w:shd w:fill="FFFFFF"/>
+            <w:tcMar>
+              <w:top w:w="100" w:type="dxa"/>
+              <w:bottom w:w="100" w:type="dxa"/>
+              <w:left w:w="150" w:type="dxa"/>
+              <w:right w:w="150" w:type="dxa"/>
+            </w:tcMar>
+          </w:tcPr>
+          <w:p>
+            <w:r>
+              <w:rPr>
+                <w:b/>
+                <w:color w:val="1A365D"/>
+                <w:sz w:val="19"/>
+              </w:rPr>
+              <w:t>Self Inductance &amp; RL Transient Circuits</w:t>
+            </w:r>
+          </w:p>
+        </w:tc>
+        <w:tc>
+          <w:tcPr>
+            <w:tcW w:type="dxa" w:w="6480"/>
+            <w:shd w:fill="FFFFFF"/>
+            <w:tcMar>
+              <w:top w:w="100" w:type="dxa"/>
+              <w:bottom w:w="100" w:type="dxa"/>
+              <w:left w:w="150" w:type="dxa"/>
+              <w:right w:w="150" w:type="dxa"/>
+            </w:tcMar>
+          </w:tcPr>
+          <w:p>
+            <w:r>
+              <w:rPr>
+                <w:rFonts w:ascii="Cambria Math" w:hAnsi="Cambria Math"/>
+                <w:color w:val="2D3748"/>
+                <w:sz w:val="19"/>
+              </w:rPr>
+              <w:t>\mathcal{E} = -L \frac{dI}{dt}, \quad L = \mu_0 n^2 A l, \quad U = \frac{1}{2} L I^2, \quad \tau = \frac{L}{R}, \quad I(t) = \frac{V}{R} (1 - e^{-t/\tau})</w:t>
+            </w:r>
+          </w:p>
+        </w:tc>
+      </w:tr>
+      <w:tr>
+        <w:tc>
+          <w:tcPr>
+            <w:tcW w:type="dxa" w:w="3600"/>
+            <w:shd w:fill="F7FAFC"/>
+            <w:tcMar>
+              <w:top w:w="100" w:type="dxa"/>
+              <w:bottom w:w="100" w:type="dxa"/>
+              <w:left w:w="150" w:type="dxa"/>
+              <w:right w:w="150" w:type="dxa"/>
+            </w:tcMar>
+          </w:tcPr>
+          <w:p>
+            <w:r>
+              <w:rPr>
+                <w:b/>
+                <w:color w:val="1A365D"/>
+                <w:sz w:val="19"/>
+              </w:rPr>
+              <w:t>Motional EMF (Translational &amp; Rotational)</w:t>
+            </w:r>
+          </w:p>
+        </w:tc>
+        <w:tc>
+          <w:tcPr>
+            <w:tcW w:type="dxa" w:w="6480"/>
+            <w:shd w:fill="F7FAFC"/>
+            <w:tcMar>
+              <w:top w:w="100" w:type="dxa"/>
+              <w:bottom w:w="100" w:type="dxa"/>
+              <w:left w:w="150" w:type="dxa"/>
+              <w:right w:w="150" w:type="dxa"/>
+            </w:tcMar>
+          </w:tcPr>
+          <w:p>
+            <w:r>
+              <w:rPr>
+                <w:rFonts w:ascii="Cambria Math" w:hAnsi="Cambria Math"/>
+                <w:color w:val="2D3748"/>
+                <w:sz w:val="19"/>
+              </w:rPr>
+              <w:t>\mathcal{E} = B v L, \quad I = \frac{B v L}{R}, \quad F_{\text{mag}} = \frac{B^2 L^2 v}{R}, \quad \mathcal{E}_{\text{rot}} = \frac{1}{2} B \omega L^2</w:t>
+            </w:r>
+          </w:p>
+        </w:tc>
+      </w:tr>
+      <w:tr>
+        <w:tc>
+          <w:tcPr>
+            <w:tcW w:type="dxa" w:w="3600"/>
+            <w:shd w:fill="FFFFFF"/>
+            <w:tcMar>
+              <w:top w:w="100" w:type="dxa"/>
+              <w:bottom w:w="100" w:type="dxa"/>
+              <w:left w:w="150" w:type="dxa"/>
+              <w:right w:w="150" w:type="dxa"/>
+            </w:tcMar>
+          </w:tcPr>
+          <w:p>
+            <w:r>
+              <w:rPr>
+                <w:b/>
+                <w:color w:val="1A365D"/>
+                <w:sz w:val="19"/>
+              </w:rPr>
+              <w:t>Mutual Inductance &amp; Coupled Coils</w:t>
+            </w:r>
+          </w:p>
+        </w:tc>
+        <w:tc>
+          <w:tcPr>
+            <w:tcW w:type="dxa" w:w="6480"/>
+            <w:shd w:fill="FFFFFF"/>
+            <w:tcMar>
+              <w:top w:w="100" w:type="dxa"/>
+              <w:bottom w:w="100" w:type="dxa"/>
+              <w:left w:w="150" w:type="dxa"/>
+              <w:right w:w="150" w:type="dxa"/>
+            </w:tcMar>
+          </w:tcPr>
+          <w:p>
+            <w:r>
+              <w:rPr>
+                <w:rFonts w:ascii="Cambria Math" w:hAnsi="Cambria Math"/>
+                <w:color w:val="2D3748"/>
+                <w:sz w:val="19"/>
+              </w:rPr>
+              <w:t>\mathcal{E}_2 = -M \frac{dI_1}{dt}, \quad M = \mu_0 n_1 n_2 (\pi r_{\text{inner}}^2) l, \quad M = k \sqrt{L_1 L_2} \quad (0 \le k \le 1)</w:t>
+            </w:r>
+          </w:p>
+        </w:tc>
+      </w:tr>
+      <w:tr>
+        <w:tc>
+          <w:tcPr>
+            <w:tcW w:type="dxa" w:w="3600"/>
+            <w:shd w:fill="F7FAFC"/>
+            <w:tcMar>
+              <w:top w:w="100" w:type="dxa"/>
+              <w:bottom w:w="100" w:type="dxa"/>
+              <w:left w:w="150" w:type="dxa"/>
+              <w:right w:w="150" w:type="dxa"/>
+            </w:tcMar>
+          </w:tcPr>
+          <w:p>
+            <w:r>
+              <w:rPr>
+                <w:b/>
+                <w:color w:val="1A365D"/>
+                <w:sz w:val="19"/>
+              </w:rPr>
+              <w:t>Induced Electric Field &amp; Eddy Currents</w:t>
+            </w:r>
+          </w:p>
+        </w:tc>
+        <w:tc>
+          <w:tcPr>
+            <w:tcW w:type="dxa" w:w="6480"/>
+            <w:shd w:fill="F7FAFC"/>
+            <w:tcMar>
+              <w:top w:w="100" w:type="dxa"/>
+              <w:bottom w:w="100" w:type="dxa"/>
+              <w:left w:w="150" w:type="dxa"/>
+              <w:right w:w="150" w:type="dxa"/>
+            </w:tcMar>
+          </w:tcPr>
+          <w:p>
+            <w:r>
+              <w:rPr>
+                <w:rFonts w:ascii="Cambria Math" w:hAnsi="Cambria Math"/>
+                <w:color w:val="2D3748"/>
+                <w:sz w:val="19"/>
+              </w:rPr>
+              <w:t>\oint \vec{E} \cdot d\vec{l} = -\frac{d\Phi_B}{dt}, \quad E(r) = \frac{r}{2} \frac{dB}{dt} \; (r \le R), \quad E(r) = \frac{R^2}{2r} \frac{dB}{dt} \; (r &gt; R)</w:t>
+            </w:r>
+          </w:p>
+        </w:tc>
+      </w:tr>
     </w:tbl>
     <w:p>
       <w:pPr>
@@ -338,7 +916,7 @@
           <w:color w:val="2B6CB0"/>
           <w:sz w:val="24"/>
         </w:rPr>
-        <w:t>3.1 Kcet Electromagnetic Induction - Core Application (Very High Yield — 21 PYQs)</w:t>
+        <w:t>3.1 Magnetic Flux &amp; Faraday-Lenz Law (Very High Yield — 16 PYQs)</w:t>
       </w:r>
     </w:p>
     <w:p>
@@ -353,7 +931,7 @@
         <w:rPr>
           <w:sz w:val="20"/>
         </w:rPr>
-        <w:t>Key problem pattern in Kcet Electromagnetic Induction.</w:t>
+        <w:t>Magnetic flux Φ_B = vec(B) · vec(A) = B A cosθ. Induced EMF \mathcalE = -(dΦ_B / dt) = -N (dΦ_B / dt). Lenz's law dictates that induced currents oppose the change in magnetic flux.</w:t>
       </w:r>
     </w:p>
     <w:tbl>
@@ -391,7 +969,7 @@
                 <w:color w:val="2D3748"/>
                 <w:sz w:val="19"/>
               </w:rPr>
-              <w:t>Watch for algebraic and sign errors.</w:t>
+              <w:t>1. Total induced charge flown Δ q = (ΔΦ_B / R) is independent of the rate or time interval of flux change! 2. Angle θ is measured from the surface normal vec(A), not the coil plane.</w:t>
             </w:r>
           </w:p>
         </w:tc>
@@ -432,7 +1010,7 @@
                 <w:color w:val="2D3748"/>
                 <w:sz w:val="19"/>
               </w:rPr>
-              <w:t>Verify dimensions and boundary conditions.</w:t>
+              <w:t>When an N-turn coil rotates with angular velocity ω in field B: \mathcalE(t) = N B A ω sin(ω t), with peak EMF \mathcalE_0 = N B A ω.</w:t>
             </w:r>
           </w:p>
         </w:tc>
@@ -522,6 +1100,784 @@
           <w:sz w:val="18"/>
         </w:rPr>
         <w:t xml:space="preserve">"When a bar magnet is pushed towards the coil, along its axis, as shown in the figure, the galvanometer pointer deflects towards X . When thi..."  </w:t>
+      </w:r>
+      <w:r>
+        <w:rPr>
+          <w:b/>
+          <w:color w:val="2B6CB0"/>
+          <w:sz w:val="18"/>
+        </w:rPr>
+        <w:t>[Ans: N/A]</w:t>
+      </w:r>
+    </w:p>
+    <w:p>
+      <w:pPr>
+        <w:spacing w:after="120"/>
+      </w:pPr>
+    </w:p>
+    <w:p>
+      <w:pPr>
+        <w:pStyle w:val="Heading2"/>
+      </w:pPr>
+      <w:r>
+        <w:rPr>
+          <w:color w:val="2B6CB0"/>
+          <w:sz w:val="24"/>
+        </w:rPr>
+        <w:t>3.2 Self Inductance &amp; RL Transient Circuits (Moderate Yield — 6 PYQs)</w:t>
+      </w:r>
+    </w:p>
+    <w:p>
+      <w:r>
+        <w:rPr>
+          <w:b/>
+          <w:sz w:val="20"/>
+        </w:rPr>
+        <w:t xml:space="preserve">Core Principle: </w:t>
+      </w:r>
+      <w:r>
+        <w:rPr>
+          <w:sz w:val="20"/>
+        </w:rPr>
+        <w:t>Self-inductance L = (NΦ / I), induced back-EMF \mathcalE = -L(dI / dt). Solenoid L = μ_0 n^2 A l. RL circuit current growth: I(t) = (V / R)(1 - e^-t/τ) with inductive time constant τ = (L / R).</w:t>
+      </w:r>
+    </w:p>
+    <w:tbl>
+      <w:tblPr>
+        <w:tblW w:type="auto" w:w="0"/>
+        <w:jc w:val="center"/>
+        <w:tblLook w:firstColumn="1" w:firstRow="1" w:lastColumn="0" w:lastRow="0" w:noHBand="0" w:noVBand="1" w:val="04A0"/>
+      </w:tblPr>
+      <w:tblGrid>
+        <w:gridCol w:w="10080"/>
+      </w:tblGrid>
+      <w:tr>
+        <w:tc>
+          <w:tcPr>
+            <w:tcW w:type="dxa" w:w="10080"/>
+            <w:shd w:fill="FFF5F5"/>
+            <w:tcMar>
+              <w:top w:w="100" w:type="dxa"/>
+              <w:bottom w:w="100" w:type="dxa"/>
+              <w:left w:w="150" w:type="dxa"/>
+              <w:right w:w="150" w:type="dxa"/>
+            </w:tcMar>
+          </w:tcPr>
+          <w:p>
+            <w:r>
+              <w:rPr>
+                <w:b/>
+                <w:color w:val="C53030"/>
+                <w:sz w:val="19"/>
+              </w:rPr>
+              <w:t xml:space="preserve">⚠️ Common Trap / JEE Pitfall: </w:t>
+            </w:r>
+            <w:r>
+              <w:rPr>
+                <w:color w:val="2D3748"/>
+                <w:sz w:val="19"/>
+              </w:rPr>
+              <w:t>At t = 0^+ (immediately after switch closing), an unenergized inductor acts as an open circuit (R \to ∞). At t \to ∞ (steady state), an ideal inductor acts as a zero-resistance short wire.</w:t>
+            </w:r>
+          </w:p>
+        </w:tc>
+      </w:tr>
+    </w:tbl>
+    <w:tbl>
+      <w:tblPr>
+        <w:tblW w:type="auto" w:w="0"/>
+        <w:jc w:val="center"/>
+        <w:tblLook w:firstColumn="1" w:firstRow="1" w:lastColumn="0" w:lastRow="0" w:noHBand="0" w:noVBand="1" w:val="04A0"/>
+      </w:tblPr>
+      <w:tblGrid>
+        <w:gridCol w:w="10080"/>
+      </w:tblGrid>
+      <w:tr>
+        <w:tc>
+          <w:tcPr>
+            <w:tcW w:type="dxa" w:w="10080"/>
+            <w:shd w:fill="F0FFF4"/>
+            <w:tcMar>
+              <w:top w:w="100" w:type="dxa"/>
+              <w:bottom w:w="100" w:type="dxa"/>
+              <w:left w:w="150" w:type="dxa"/>
+              <w:right w:w="150" w:type="dxa"/>
+            </w:tcMar>
+          </w:tcPr>
+          <w:p>
+            <w:r>
+              <w:rPr>
+                <w:b/>
+                <w:color w:val="276749"/>
+                <w:sz w:val="19"/>
+              </w:rPr>
+              <w:t xml:space="preserve">💡 Speed Hack / Trick: </w:t>
+            </w:r>
+            <w:r>
+              <w:rPr>
+                <w:color w:val="2D3748"/>
+                <w:sz w:val="19"/>
+              </w:rPr>
+              <w:t>Magnetic energy stored: U_B = (1 / 2) L I^2; energy density in space: u_B = (B^2 / 2μ_0). Inductors resist sudden changes in current, not voltage.</w:t>
+            </w:r>
+          </w:p>
+        </w:tc>
+      </w:tr>
+    </w:tbl>
+    <w:p>
+      <w:pPr>
+        <w:spacing w:before="120" w:after="40"/>
+      </w:pPr>
+      <w:r>
+        <w:rPr>
+          <w:b/>
+          <w:color w:val="1A365D"/>
+          <w:sz w:val="19"/>
+        </w:rPr>
+        <w:t>Source PYQs testing this concept:</w:t>
+      </w:r>
+    </w:p>
+    <w:p>
+      <w:pPr>
+        <w:pStyle w:val="ListBullet"/>
+        <w:spacing w:after="40"/>
+      </w:pPr>
+      <w:r>
+        <w:rPr>
+          <w:b/>
+          <w:sz w:val="18"/>
+        </w:rPr>
+        <w:t xml:space="preserve">[2023 Shift] Q#4 (MCQ): </w:t>
+      </w:r>
+      <w:r>
+        <w:rPr>
+          <w:sz w:val="18"/>
+        </w:rPr>
+        <w:t xml:space="preserve">"The current in a coil changes from 2A to 5A in 0.3s . The magnitude of emf induced in the coil is 1.0V . The value of self-inductanc..."  </w:t>
+      </w:r>
+      <w:r>
+        <w:rPr>
+          <w:b/>
+          <w:color w:val="2B6CB0"/>
+          <w:sz w:val="18"/>
+        </w:rPr>
+        <w:t>[Ans: N/A]</w:t>
+      </w:r>
+    </w:p>
+    <w:p>
+      <w:pPr>
+        <w:pStyle w:val="ListBullet"/>
+        <w:spacing w:after="40"/>
+      </w:pPr>
+      <w:r>
+        <w:rPr>
+          <w:b/>
+          <w:sz w:val="18"/>
+        </w:rPr>
+        <w:t xml:space="preserve">[2022 Shift] Q#2 (MCQ): </w:t>
+      </w:r>
+      <w:r>
+        <w:rPr>
+          <w:sz w:val="18"/>
+        </w:rPr>
+        <w:t xml:space="preserve">"A long solenoid has 500 turns, when a current of 2A is passed through it, the resulting magnetic flux linked with each turn of the solenoi..."  </w:t>
+      </w:r>
+      <w:r>
+        <w:rPr>
+          <w:b/>
+          <w:color w:val="2B6CB0"/>
+          <w:sz w:val="18"/>
+        </w:rPr>
+        <w:t>[Ans: N/A]</w:t>
+      </w:r>
+    </w:p>
+    <w:p>
+      <w:pPr>
+        <w:pStyle w:val="ListBullet"/>
+        <w:spacing w:after="40"/>
+      </w:pPr>
+      <w:r>
+        <w:rPr>
+          <w:b/>
+          <w:sz w:val="18"/>
+        </w:rPr>
+        <w:t xml:space="preserve">[2021 Shift] Q#1 (MCQ): </w:t>
+      </w:r>
+      <w:r>
+        <w:rPr>
+          <w:sz w:val="18"/>
+        </w:rPr>
+        <w:t xml:space="preserve">"The current following through an inductance coil of self-inductance 6mH at different time instants is as shown. The emf induced between $t..."  </w:t>
+      </w:r>
+      <w:r>
+        <w:rPr>
+          <w:b/>
+          <w:color w:val="2B6CB0"/>
+          <w:sz w:val="18"/>
+        </w:rPr>
+        <w:t>[Ans: N/A]</w:t>
+      </w:r>
+    </w:p>
+    <w:p>
+      <w:pPr>
+        <w:spacing w:after="120"/>
+      </w:pPr>
+    </w:p>
+    <w:p>
+      <w:pPr>
+        <w:pStyle w:val="Heading2"/>
+      </w:pPr>
+      <w:r>
+        <w:rPr>
+          <w:color w:val="2B6CB0"/>
+          <w:sz w:val="24"/>
+        </w:rPr>
+        <w:t>3.3 Motional EMF (Translational &amp; Rotational) (Moderate Yield — 5 PYQs)</w:t>
+      </w:r>
+    </w:p>
+    <w:p>
+      <w:r>
+        <w:rPr>
+          <w:b/>
+          <w:sz w:val="20"/>
+        </w:rPr>
+        <w:t xml:space="preserve">Core Principle: </w:t>
+      </w:r>
+      <w:r>
+        <w:rPr>
+          <w:sz w:val="20"/>
+        </w:rPr>
+        <w:t>Motional EMF in a conductor moving through field vec(B): \mathcalE = B v L. For a rod rotating about one pivot with angular speed ω: \mathcalE_(rot) = (1 / 2) B ω L^2.</w:t>
+      </w:r>
+    </w:p>
+    <w:tbl>
+      <w:tblPr>
+        <w:tblW w:type="auto" w:w="0"/>
+        <w:jc w:val="center"/>
+        <w:tblLook w:firstColumn="1" w:firstRow="1" w:lastColumn="0" w:lastRow="0" w:noHBand="0" w:noVBand="1" w:val="04A0"/>
+      </w:tblPr>
+      <w:tblGrid>
+        <w:gridCol w:w="10080"/>
+      </w:tblGrid>
+      <w:tr>
+        <w:tc>
+          <w:tcPr>
+            <w:tcW w:type="dxa" w:w="10080"/>
+            <w:shd w:fill="FFF5F5"/>
+            <w:tcMar>
+              <w:top w:w="100" w:type="dxa"/>
+              <w:bottom w:w="100" w:type="dxa"/>
+              <w:left w:w="150" w:type="dxa"/>
+              <w:right w:w="150" w:type="dxa"/>
+            </w:tcMar>
+          </w:tcPr>
+          <w:p>
+            <w:r>
+              <w:rPr>
+                <w:b/>
+                <w:color w:val="C53030"/>
+                <w:sz w:val="19"/>
+              </w:rPr>
+              <w:t xml:space="preserve">⚠️ Common Trap / JEE Pitfall: </w:t>
+            </w:r>
+            <w:r>
+              <w:rPr>
+                <w:color w:val="2D3748"/>
+                <w:sz w:val="19"/>
+              </w:rPr>
+              <w:t>1. Mechanical power delivered by external pulling force P_(mech) = F_(ext) v exactly matches electrical Joule dissipation I^2 R = (B^2 L^2 v^2 / R). 2. For an arbitrary curved wire, replace it with the straight vector connecting its endpoints.</w:t>
+            </w:r>
+          </w:p>
+        </w:tc>
+      </w:tr>
+    </w:tbl>
+    <w:tbl>
+      <w:tblPr>
+        <w:tblW w:type="auto" w:w="0"/>
+        <w:jc w:val="center"/>
+        <w:tblLook w:firstColumn="1" w:firstRow="1" w:lastColumn="0" w:lastRow="0" w:noHBand="0" w:noVBand="1" w:val="04A0"/>
+      </w:tblPr>
+      <w:tblGrid>
+        <w:gridCol w:w="10080"/>
+      </w:tblGrid>
+      <w:tr>
+        <w:tc>
+          <w:tcPr>
+            <w:tcW w:type="dxa" w:w="10080"/>
+            <w:shd w:fill="F0FFF4"/>
+            <w:tcMar>
+              <w:top w:w="100" w:type="dxa"/>
+              <w:bottom w:w="100" w:type="dxa"/>
+              <w:left w:w="150" w:type="dxa"/>
+              <w:right w:w="150" w:type="dxa"/>
+            </w:tcMar>
+          </w:tcPr>
+          <w:p>
+            <w:r>
+              <w:rPr>
+                <w:b/>
+                <w:color w:val="276749"/>
+                <w:sz w:val="19"/>
+              </w:rPr>
+              <w:t xml:space="preserve">💡 Speed Hack / Trick: </w:t>
+            </w:r>
+            <w:r>
+              <w:rPr>
+                <w:color w:val="2D3748"/>
+                <w:sz w:val="19"/>
+              </w:rPr>
+              <w:t>Direction of induced EMF follows vec(v) × vec(B). Positive charges accumulate at the end pointed to by vec(v) × vec(B).</w:t>
+            </w:r>
+          </w:p>
+        </w:tc>
+      </w:tr>
+    </w:tbl>
+    <w:p>
+      <w:pPr>
+        <w:spacing w:before="120" w:after="40"/>
+      </w:pPr>
+      <w:r>
+        <w:rPr>
+          <w:b/>
+          <w:color w:val="1A365D"/>
+          <w:sz w:val="19"/>
+        </w:rPr>
+        <w:t>Source PYQs testing this concept:</w:t>
+      </w:r>
+    </w:p>
+    <w:p>
+      <w:pPr>
+        <w:pStyle w:val="ListBullet"/>
+        <w:spacing w:after="40"/>
+      </w:pPr>
+      <w:r>
+        <w:rPr>
+          <w:b/>
+          <w:sz w:val="18"/>
+        </w:rPr>
+        <w:t xml:space="preserve">[2026 Shift] Q#1 (MCQ): </w:t>
+      </w:r>
+      <w:r>
+        <w:rPr>
+          <w:sz w:val="18"/>
+        </w:rPr>
+        <w:t xml:space="preserve">"In the figure shown, the conductor PQ of length l is moved from x=0 to x=b and then up to x=2b with a constant velocity vec(v) . ..."  </w:t>
+      </w:r>
+      <w:r>
+        <w:rPr>
+          <w:b/>
+          <w:color w:val="2B6CB0"/>
+          <w:sz w:val="18"/>
+        </w:rPr>
+        <w:t>[Ans: N/A]</w:t>
+      </w:r>
+    </w:p>
+    <w:p>
+      <w:pPr>
+        <w:pStyle w:val="ListBullet"/>
+        <w:spacing w:after="40"/>
+      </w:pPr>
+      <w:r>
+        <w:rPr>
+          <w:b/>
+          <w:sz w:val="18"/>
+        </w:rPr>
+        <w:t xml:space="preserve">[2023 Shift] Q#1 (MCQ): </w:t>
+      </w:r>
+      <w:r>
+        <w:rPr>
+          <w:sz w:val="18"/>
+        </w:rPr>
+        <w:t xml:space="preserve">"A metallic rod of length 1m held along east-west direction is allowed to fall down freely. Given horizontal component of earth's magnetic ..."  </w:t>
+      </w:r>
+      <w:r>
+        <w:rPr>
+          <w:b/>
+          <w:color w:val="2B6CB0"/>
+          <w:sz w:val="18"/>
+        </w:rPr>
+        <w:t>[Ans: N/A]</w:t>
+      </w:r>
+    </w:p>
+    <w:p>
+      <w:pPr>
+        <w:pStyle w:val="ListBullet"/>
+        <w:spacing w:after="40"/>
+      </w:pPr>
+      <w:r>
+        <w:rPr>
+          <w:b/>
+          <w:sz w:val="18"/>
+        </w:rPr>
+        <w:t xml:space="preserve">[2020 Shift] Q#2 (MCQ): </w:t>
+      </w:r>
+      <w:r>
+        <w:rPr>
+          <w:sz w:val="18"/>
+        </w:rPr>
+        <w:t xml:space="preserve">"A rod of length 2m slides with a speed of 5ms^-1 on a rectangular conducting frame as shown in figure. There exists a uniform magnetic..."  </w:t>
+      </w:r>
+      <w:r>
+        <w:rPr>
+          <w:b/>
+          <w:color w:val="2B6CB0"/>
+          <w:sz w:val="18"/>
+        </w:rPr>
+        <w:t>[Ans: N/A]</w:t>
+      </w:r>
+    </w:p>
+    <w:p>
+      <w:pPr>
+        <w:spacing w:after="120"/>
+      </w:pPr>
+    </w:p>
+    <w:p>
+      <w:pPr>
+        <w:pStyle w:val="Heading2"/>
+      </w:pPr>
+      <w:r>
+        <w:rPr>
+          <w:color w:val="2B6CB0"/>
+          <w:sz w:val="24"/>
+        </w:rPr>
+        <w:t>3.4 Mutual Inductance &amp; Coupled Coils (Standard Yield — 2 PYQs)</w:t>
+      </w:r>
+    </w:p>
+    <w:p>
+      <w:r>
+        <w:rPr>
+          <w:b/>
+          <w:sz w:val="20"/>
+        </w:rPr>
+        <w:t xml:space="preserve">Core Principle: </w:t>
+      </w:r>
+      <w:r>
+        <w:rPr>
+          <w:sz w:val="20"/>
+        </w:rPr>
+        <w:t>Coupled flux in secondary coil Φ_2 = M I_1, induced EMF \mathcalE_2 = -M(dI_1 / dt). Coaxial solenoids M = μ_0 n_1 n_2 (π r_(inner)^2) l. Coupling coefficient M = k√(L_1 L_2) (0 ≤ k ≤ 1).</w:t>
+      </w:r>
+    </w:p>
+    <w:tbl>
+      <w:tblPr>
+        <w:tblW w:type="auto" w:w="0"/>
+        <w:jc w:val="center"/>
+        <w:tblLook w:firstColumn="1" w:firstRow="1" w:lastColumn="0" w:lastRow="0" w:noHBand="0" w:noVBand="1" w:val="04A0"/>
+      </w:tblPr>
+      <w:tblGrid>
+        <w:gridCol w:w="10080"/>
+      </w:tblGrid>
+      <w:tr>
+        <w:tc>
+          <w:tcPr>
+            <w:tcW w:type="dxa" w:w="10080"/>
+            <w:shd w:fill="FFF5F5"/>
+            <w:tcMar>
+              <w:top w:w="100" w:type="dxa"/>
+              <w:bottom w:w="100" w:type="dxa"/>
+              <w:left w:w="150" w:type="dxa"/>
+              <w:right w:w="150" w:type="dxa"/>
+            </w:tcMar>
+          </w:tcPr>
+          <w:p>
+            <w:r>
+              <w:rPr>
+                <w:b/>
+                <w:color w:val="C53030"/>
+                <w:sz w:val="19"/>
+              </w:rPr>
+              <w:t xml:space="preserve">⚠️ Common Trap / JEE Pitfall: </w:t>
+            </w:r>
+            <w:r>
+              <w:rPr>
+                <w:color w:val="2D3748"/>
+                <w:sz w:val="19"/>
+              </w:rPr>
+              <w:t>For concentric coaxial coils, always use the cross-sectional area of the INNER coil (r_(inner)), because the magnetic field of the outer coil only penetrates the inner core.</w:t>
+            </w:r>
+          </w:p>
+        </w:tc>
+      </w:tr>
+    </w:tbl>
+    <w:tbl>
+      <w:tblPr>
+        <w:tblW w:type="auto" w:w="0"/>
+        <w:jc w:val="center"/>
+        <w:tblLook w:firstColumn="1" w:firstRow="1" w:lastColumn="0" w:lastRow="0" w:noHBand="0" w:noVBand="1" w:val="04A0"/>
+      </w:tblPr>
+      <w:tblGrid>
+        <w:gridCol w:w="10080"/>
+      </w:tblGrid>
+      <w:tr>
+        <w:tc>
+          <w:tcPr>
+            <w:tcW w:type="dxa" w:w="10080"/>
+            <w:shd w:fill="F0FFF4"/>
+            <w:tcMar>
+              <w:top w:w="100" w:type="dxa"/>
+              <w:bottom w:w="100" w:type="dxa"/>
+              <w:left w:w="150" w:type="dxa"/>
+              <w:right w:w="150" w:type="dxa"/>
+            </w:tcMar>
+          </w:tcPr>
+          <w:p>
+            <w:r>
+              <w:rPr>
+                <w:b/>
+                <w:color w:val="276749"/>
+                <w:sz w:val="19"/>
+              </w:rPr>
+              <w:t xml:space="preserve">💡 Speed Hack / Trick: </w:t>
+            </w:r>
+            <w:r>
+              <w:rPr>
+                <w:color w:val="2D3748"/>
+                <w:sz w:val="19"/>
+              </w:rPr>
+              <w:t>Reciprocity theorem holds: M_(12) = M_(21) regardless of differing geometry or number of turns.</w:t>
+            </w:r>
+          </w:p>
+        </w:tc>
+      </w:tr>
+    </w:tbl>
+    <w:p>
+      <w:pPr>
+        <w:spacing w:before="120" w:after="40"/>
+      </w:pPr>
+      <w:r>
+        <w:rPr>
+          <w:b/>
+          <w:color w:val="1A365D"/>
+          <w:sz w:val="19"/>
+        </w:rPr>
+        <w:t>Source PYQs testing this concept:</w:t>
+      </w:r>
+    </w:p>
+    <w:p>
+      <w:pPr>
+        <w:pStyle w:val="ListBullet"/>
+        <w:spacing w:after="40"/>
+      </w:pPr>
+      <w:r>
+        <w:rPr>
+          <w:b/>
+          <w:sz w:val="18"/>
+        </w:rPr>
+        <w:t xml:space="preserve">[2024 Shift] Q#2 (MCQ): </w:t>
+      </w:r>
+      <w:r>
+        <w:rPr>
+          <w:sz w:val="18"/>
+        </w:rPr>
+        <w:t xml:space="preserve">"A square loop of side length a is moving away from an infinitely long current carrying conductor at a constant speed v as shown. Let x..."  </w:t>
+      </w:r>
+      <w:r>
+        <w:rPr>
+          <w:b/>
+          <w:color w:val="2B6CB0"/>
+          <w:sz w:val="18"/>
+        </w:rPr>
+        <w:t>[Ans: C]</w:t>
+      </w:r>
+    </w:p>
+    <w:p>
+      <w:pPr>
+        <w:pStyle w:val="ListBullet"/>
+        <w:spacing w:after="40"/>
+      </w:pPr>
+      <w:r>
+        <w:rPr>
+          <w:b/>
+          <w:sz w:val="18"/>
+        </w:rPr>
+        <w:t xml:space="preserve">[2021 Shift] Q#4 (MCQ): </w:t>
+      </w:r>
+      <w:r>
+        <w:rPr>
+          <w:sz w:val="18"/>
+        </w:rPr>
+        <w:t xml:space="preserve">"The physical quantity which is measure in the unit of wb A^-1 is..."  </w:t>
+      </w:r>
+      <w:r>
+        <w:rPr>
+          <w:b/>
+          <w:color w:val="2B6CB0"/>
+          <w:sz w:val="18"/>
+        </w:rPr>
+        <w:t>[Ans: N/A]</w:t>
+      </w:r>
+    </w:p>
+    <w:p>
+      <w:pPr>
+        <w:spacing w:after="120"/>
+      </w:pPr>
+    </w:p>
+    <w:p>
+      <w:pPr>
+        <w:pStyle w:val="Heading2"/>
+      </w:pPr>
+      <w:r>
+        <w:rPr>
+          <w:color w:val="2B6CB0"/>
+          <w:sz w:val="24"/>
+        </w:rPr>
+        <w:t>3.5 Induced Electric Field &amp; Eddy Currents (Standard Yield — 2 PYQs)</w:t>
+      </w:r>
+    </w:p>
+    <w:p>
+      <w:r>
+        <w:rPr>
+          <w:b/>
+          <w:sz w:val="20"/>
+        </w:rPr>
+        <w:t xml:space="preserve">Core Principle: </w:t>
+      </w:r>
+      <w:r>
+        <w:rPr>
+          <w:sz w:val="20"/>
+        </w:rPr>
+        <w:t>A time-varying magnetic field generates a non-conservative, circular electric field: \oint vec(E) · dvec(l) = -(dΦ_B / dt). Inside cylinder (r ≤ R): E(r) = (r / 2)(dB / dt); outside (r &gt; R): E(r) = (R^2 / 2r)(dB / dt).</w:t>
+      </w:r>
+    </w:p>
+    <w:tbl>
+      <w:tblPr>
+        <w:tblW w:type="auto" w:w="0"/>
+        <w:jc w:val="center"/>
+        <w:tblLook w:firstColumn="1" w:firstRow="1" w:lastColumn="0" w:lastRow="0" w:noHBand="0" w:noVBand="1" w:val="04A0"/>
+      </w:tblPr>
+      <w:tblGrid>
+        <w:gridCol w:w="10080"/>
+      </w:tblGrid>
+      <w:tr>
+        <w:tc>
+          <w:tcPr>
+            <w:tcW w:type="dxa" w:w="10080"/>
+            <w:shd w:fill="FFF5F5"/>
+            <w:tcMar>
+              <w:top w:w="100" w:type="dxa"/>
+              <w:bottom w:w="100" w:type="dxa"/>
+              <w:left w:w="150" w:type="dxa"/>
+              <w:right w:w="150" w:type="dxa"/>
+            </w:tcMar>
+          </w:tcPr>
+          <w:p>
+            <w:r>
+              <w:rPr>
+                <w:b/>
+                <w:color w:val="C53030"/>
+                <w:sz w:val="19"/>
+              </w:rPr>
+              <w:t xml:space="preserve">⚠️ Common Trap / JEE Pitfall: </w:t>
+            </w:r>
+            <w:r>
+              <w:rPr>
+                <w:color w:val="2D3748"/>
+                <w:sz w:val="19"/>
+              </w:rPr>
+              <w:t>Induced electric fields are non-electrostatic: field lines form continuous closed loops and work done along a closed circuit is non-zero (\oint vec(E) · dvec(l) = \mathcalE ≠ 0)!</w:t>
+            </w:r>
+          </w:p>
+        </w:tc>
+      </w:tr>
+    </w:tbl>
+    <w:tbl>
+      <w:tblPr>
+        <w:tblW w:type="auto" w:w="0"/>
+        <w:jc w:val="center"/>
+        <w:tblLook w:firstColumn="1" w:firstRow="1" w:lastColumn="0" w:lastRow="0" w:noHBand="0" w:noVBand="1" w:val="04A0"/>
+      </w:tblPr>
+      <w:tblGrid>
+        <w:gridCol w:w="10080"/>
+      </w:tblGrid>
+      <w:tr>
+        <w:tc>
+          <w:tcPr>
+            <w:tcW w:type="dxa" w:w="10080"/>
+            <w:shd w:fill="F0FFF4"/>
+            <w:tcMar>
+              <w:top w:w="100" w:type="dxa"/>
+              <w:bottom w:w="100" w:type="dxa"/>
+              <w:left w:w="150" w:type="dxa"/>
+              <w:right w:w="150" w:type="dxa"/>
+            </w:tcMar>
+          </w:tcPr>
+          <w:p>
+            <w:r>
+              <w:rPr>
+                <w:b/>
+                <w:color w:val="276749"/>
+                <w:sz w:val="19"/>
+              </w:rPr>
+              <w:t xml:space="preserve">💡 Speed Hack / Trick: </w:t>
+            </w:r>
+            <w:r>
+              <w:rPr>
+                <w:color w:val="2D3748"/>
+                <w:sz w:val="19"/>
+              </w:rPr>
+              <w:t>Eddy currents and hysteresis losses in transformer cores are minimized by using thin laminated sheets of silicon steel insulated by varnish.</w:t>
+            </w:r>
+          </w:p>
+        </w:tc>
+      </w:tr>
+    </w:tbl>
+    <w:p>
+      <w:pPr>
+        <w:spacing w:before="120" w:after="40"/>
+      </w:pPr>
+      <w:r>
+        <w:rPr>
+          <w:b/>
+          <w:color w:val="1A365D"/>
+          <w:sz w:val="19"/>
+        </w:rPr>
+        <w:t>Source PYQs testing this concept:</w:t>
+      </w:r>
+    </w:p>
+    <w:p>
+      <w:pPr>
+        <w:pStyle w:val="ListBullet"/>
+        <w:spacing w:after="40"/>
+      </w:pPr>
+      <w:r>
+        <w:rPr>
+          <w:b/>
+          <w:sz w:val="18"/>
+        </w:rPr>
+        <w:t xml:space="preserve">[2017 Shift] Q#3 (MCQ): </w:t>
+      </w:r>
+      <w:r>
+        <w:rPr>
+          <w:sz w:val="18"/>
+        </w:rPr>
+        <w:t xml:space="preserve">"The working of magnetic braking of trains is based on..."  </w:t>
+      </w:r>
+      <w:r>
+        <w:rPr>
+          <w:b/>
+          <w:color w:val="2B6CB0"/>
+          <w:sz w:val="18"/>
+        </w:rPr>
+        <w:t>[Ans: N/A]</w:t>
+      </w:r>
+    </w:p>
+    <w:p>
+      <w:pPr>
+        <w:pStyle w:val="ListBullet"/>
+        <w:spacing w:after="40"/>
+      </w:pPr>
+      <w:r>
+        <w:rPr>
+          <w:b/>
+          <w:sz w:val="18"/>
+        </w:rPr>
+        <w:t xml:space="preserve">[2017 Shift] Q#4 (MCQ): </w:t>
+      </w:r>
+      <w:r>
+        <w:rPr>
+          <w:sz w:val="18"/>
+        </w:rPr>
+        <w:t xml:space="preserve">"A bar magnet is allowed to fall vertically through a copper coil placed in a horizontal plane. The magnet falls with a net acceleration, is..."  </w:t>
       </w:r>
       <w:r>
         <w:rPr>
@@ -660,6 +2016,369 @@
               <w:t>Solution Analysis:</w:t>
               <w:br/>
               <w:t>When conductor PQ moves from x=0 to x=b , it is inside the uniform magnetic field vec(B) . The magnetic field is perpendicular to the plane of the paper. The conductor has length l and moves with constant velocity vec(v) . For a straight conductor moving perpendicular to a magnetic field, the motional emf induced across its ends is E=Blv Here, B , l , and v are constant. So, the induced emf remains constant while the conductor is in the region 0 ≤ x ≤ b . When the conductor moves from x=b to x=2b , it is outside the magnetic field region. In this region, the magnetic field is zero, so B=0 . Hence, the induced emf is also zero from x=b to x=2b . Thus, the magnitude of emf induced is Blv for 0 ≤ x ≤ b .</w:t>
+            </w:r>
+          </w:p>
+        </w:tc>
+      </w:tr>
+    </w:tbl>
+    <w:p>
+      <w:pPr>
+        <w:spacing w:after="120"/>
+      </w:pPr>
+    </w:p>
+    <w:p>
+      <w:pPr>
+        <w:spacing w:before="160" w:after="40"/>
+      </w:pPr>
+      <w:r>
+        <w:rPr>
+          <w:b/>
+          <w:color w:val="1A365D"/>
+          <w:sz w:val="22"/>
+        </w:rPr>
+        <w:t>Benchmark Problem 2: KCET 2020 (Q#2)</w:t>
+      </w:r>
+    </w:p>
+    <w:p>
+      <w:pPr>
+        <w:spacing w:after="80"/>
+      </w:pPr>
+      <w:r>
+        <w:rPr>
+          <w:sz w:val="20"/>
+        </w:rPr>
+        <w:t>A rod of length 2m slides with a speed of 5ms^-1 on a rectangular conducting frame as shown in figure. There exists a uniform magnetic filed of 0.04T perpendicular to the plane of the figure. If the resistance of the rod is 3Ω . The current through the rod is</w:t>
+      </w:r>
+    </w:p>
+    <w:p>
+      <w:pPr>
+        <w:pStyle w:val="ListBullet"/>
+        <w:spacing w:after="20"/>
+      </w:pPr>
+      <w:r>
+        <w:rPr>
+          <w:sz w:val="19"/>
+        </w:rPr>
+        <w:t>(A) 75 mA</w:t>
+      </w:r>
+    </w:p>
+    <w:p>
+      <w:pPr>
+        <w:pStyle w:val="ListBullet"/>
+        <w:spacing w:after="20"/>
+      </w:pPr>
+      <w:r>
+        <w:rPr>
+          <w:sz w:val="19"/>
+        </w:rPr>
+        <w:t>(B) 133 mA</w:t>
+      </w:r>
+    </w:p>
+    <w:p>
+      <w:pPr>
+        <w:pStyle w:val="ListBullet"/>
+        <w:spacing w:after="20"/>
+      </w:pPr>
+      <w:r>
+        <w:rPr>
+          <w:sz w:val="19"/>
+        </w:rPr>
+        <w:t>(C) 0.75 A</w:t>
+      </w:r>
+    </w:p>
+    <w:p>
+      <w:pPr>
+        <w:pStyle w:val="ListBullet"/>
+        <w:spacing w:after="20"/>
+      </w:pPr>
+      <w:r>
+        <w:rPr>
+          <w:sz w:val="19"/>
+        </w:rPr>
+        <w:t>(D) 1.33 A</w:t>
+      </w:r>
+    </w:p>
+    <w:tbl>
+      <w:tblPr>
+        <w:tblW w:type="auto" w:w="0"/>
+        <w:jc w:val="center"/>
+        <w:tblLook w:firstColumn="1" w:firstRow="1" w:lastColumn="0" w:lastRow="0" w:noHBand="0" w:noVBand="1" w:val="04A0"/>
+      </w:tblPr>
+      <w:tblGrid>
+        <w:gridCol w:w="10080"/>
+      </w:tblGrid>
+      <w:tr>
+        <w:tc>
+          <w:tcPr>
+            <w:tcW w:type="dxa" w:w="10080"/>
+            <w:shd w:fill="F7FAFC"/>
+            <w:tcMar>
+              <w:top w:w="100" w:type="dxa"/>
+              <w:bottom w:w="100" w:type="dxa"/>
+              <w:left w:w="150" w:type="dxa"/>
+              <w:right w:w="150" w:type="dxa"/>
+            </w:tcMar>
+          </w:tcPr>
+          <w:p>
+            <w:r>
+              <w:rPr>
+                <w:b/>
+                <w:color w:val="1A365D"/>
+                <w:sz w:val="19"/>
+              </w:rPr>
+              <w:t>Correct Answer: None</w:t>
+              <w:br/>
+            </w:r>
+            <w:r>
+              <w:rPr>
+                <w:color w:val="2D3748"/>
+                <w:sz w:val="18"/>
+              </w:rPr>
+              <w:t>Solution Analysis:</w:t>
+              <w:br/>
+              <w:t>Given, l=2m,v=5m/s,B=0.04T and R=3Ω The current induced in a conducting coil, when moved in a uniform magnetic field is I=(Blv / R)=(0.04 × 2 × 5 / 3)=0.133A=133mA</w:t>
+            </w:r>
+          </w:p>
+        </w:tc>
+      </w:tr>
+    </w:tbl>
+    <w:p>
+      <w:pPr>
+        <w:spacing w:after="120"/>
+      </w:pPr>
+    </w:p>
+    <w:p>
+      <w:pPr>
+        <w:spacing w:before="160" w:after="40"/>
+      </w:pPr>
+      <w:r>
+        <w:rPr>
+          <w:b/>
+          <w:color w:val="1A365D"/>
+          <w:sz w:val="22"/>
+        </w:rPr>
+        <w:t>Benchmark Problem 3: KCET 2018 (Q#2)</w:t>
+      </w:r>
+    </w:p>
+    <w:p>
+      <w:pPr>
+        <w:spacing w:after="80"/>
+      </w:pPr>
+      <w:r>
+        <w:rPr>
+          <w:sz w:val="20"/>
+        </w:rPr>
+        <w:t>A step-up transformer operates on a 230 V "ne and a load current of 2 A . The ratio of primary and secondary windings is 1:25 . Then, the current in the primary is</w:t>
+      </w:r>
+    </w:p>
+    <w:p>
+      <w:pPr>
+        <w:pStyle w:val="ListBullet"/>
+        <w:spacing w:after="20"/>
+      </w:pPr>
+      <w:r>
+        <w:rPr>
+          <w:sz w:val="19"/>
+        </w:rPr>
+        <w:t>(A) 25 A</w:t>
+      </w:r>
+    </w:p>
+    <w:p>
+      <w:pPr>
+        <w:pStyle w:val="ListBullet"/>
+        <w:spacing w:after="20"/>
+      </w:pPr>
+      <w:r>
+        <w:rPr>
+          <w:sz w:val="19"/>
+        </w:rPr>
+        <w:t>(B) 50 A</w:t>
+      </w:r>
+    </w:p>
+    <w:p>
+      <w:pPr>
+        <w:pStyle w:val="ListBullet"/>
+        <w:spacing w:after="20"/>
+      </w:pPr>
+      <w:r>
+        <w:rPr>
+          <w:sz w:val="19"/>
+        </w:rPr>
+        <w:t>(C) 15 A</w:t>
+      </w:r>
+    </w:p>
+    <w:p>
+      <w:pPr>
+        <w:pStyle w:val="ListBullet"/>
+        <w:spacing w:after="20"/>
+      </w:pPr>
+      <w:r>
+        <w:rPr>
+          <w:sz w:val="19"/>
+        </w:rPr>
+        <w:t>(D) 12.5 A</w:t>
+      </w:r>
+    </w:p>
+    <w:tbl>
+      <w:tblPr>
+        <w:tblW w:type="auto" w:w="0"/>
+        <w:jc w:val="center"/>
+        <w:tblLook w:firstColumn="1" w:firstRow="1" w:lastColumn="0" w:lastRow="0" w:noHBand="0" w:noVBand="1" w:val="04A0"/>
+      </w:tblPr>
+      <w:tblGrid>
+        <w:gridCol w:w="10080"/>
+      </w:tblGrid>
+      <w:tr>
+        <w:tc>
+          <w:tcPr>
+            <w:tcW w:type="dxa" w:w="10080"/>
+            <w:shd w:fill="F7FAFC"/>
+            <w:tcMar>
+              <w:top w:w="100" w:type="dxa"/>
+              <w:bottom w:w="100" w:type="dxa"/>
+              <w:left w:w="150" w:type="dxa"/>
+              <w:right w:w="150" w:type="dxa"/>
+            </w:tcMar>
+          </w:tcPr>
+          <w:p>
+            <w:r>
+              <w:rPr>
+                <w:b/>
+                <w:color w:val="1A365D"/>
+                <w:sz w:val="19"/>
+              </w:rPr>
+              <w:t>Correct Answer: None</w:t>
+              <w:br/>
+            </w:r>
+            <w:r>
+              <w:rPr>
+                <w:color w:val="2D3748"/>
+                <w:sz w:val="18"/>
+              </w:rPr>
+              <w:t>Solution Analysis:</w:t>
+              <w:br/>
+              <w:t>Let's break down the solution step by step: Since the transformer is a step-up type with a ratio of primary to secondary windings of 1:25 , the secondary voltage is: V_(s)=25 × 230V=5750V Assuming the transformer is ideal (no energy losses), the input power equals the output power: V_(p)I_(p)=V_(s)I_(s) Rearranging to solve for the primary current I_(p) : I_(p)=\fracV_(s)I_(s)V_(p) Substitute the known values: I_(p)=(5750V × 2A / 230V)=(11500 / 230)=50A Therefore, the current in the primary is 50A , which corresponds to Option B.</w:t>
+            </w:r>
+          </w:p>
+        </w:tc>
+      </w:tr>
+    </w:tbl>
+    <w:p>
+      <w:pPr>
+        <w:spacing w:after="120"/>
+      </w:pPr>
+    </w:p>
+    <w:p>
+      <w:pPr>
+        <w:spacing w:before="160" w:after="40"/>
+      </w:pPr>
+      <w:r>
+        <w:rPr>
+          <w:b/>
+          <w:color w:val="1A365D"/>
+          <w:sz w:val="22"/>
+        </w:rPr>
+        <w:t>Benchmark Problem 4: KCET 2017 (Q#4)</w:t>
+      </w:r>
+    </w:p>
+    <w:p>
+      <w:pPr>
+        <w:spacing w:after="80"/>
+      </w:pPr>
+      <w:r>
+        <w:rPr>
+          <w:sz w:val="20"/>
+        </w:rPr>
+        <w:t>A bar magnet is allowed to fall vertically through a copper coil placed in a horizontal plane. The magnet falls with a net acceleration, is</w:t>
+      </w:r>
+    </w:p>
+    <w:p>
+      <w:pPr>
+        <w:pStyle w:val="ListBullet"/>
+        <w:spacing w:after="20"/>
+      </w:pPr>
+      <w:r>
+        <w:rPr>
+          <w:sz w:val="19"/>
+        </w:rPr>
+        <w:t>(A) Zero</w:t>
+      </w:r>
+    </w:p>
+    <w:p>
+      <w:pPr>
+        <w:pStyle w:val="ListBullet"/>
+        <w:spacing w:after="20"/>
+      </w:pPr>
+      <w:r>
+        <w:rPr>
+          <w:sz w:val="19"/>
+        </w:rPr>
+        <w:t>(B) =g</w:t>
+      </w:r>
+    </w:p>
+    <w:p>
+      <w:pPr>
+        <w:pStyle w:val="ListBullet"/>
+        <w:spacing w:after="20"/>
+      </w:pPr>
+      <w:r>
+        <w:rPr>
+          <w:sz w:val="19"/>
+        </w:rPr>
+        <w:t>(C) &lt;g</w:t>
+      </w:r>
+    </w:p>
+    <w:p>
+      <w:pPr>
+        <w:pStyle w:val="ListBullet"/>
+        <w:spacing w:after="20"/>
+      </w:pPr>
+      <w:r>
+        <w:rPr>
+          <w:sz w:val="19"/>
+        </w:rPr>
+        <w:t>(D) &gt;g</w:t>
+      </w:r>
+    </w:p>
+    <w:tbl>
+      <w:tblPr>
+        <w:tblW w:type="auto" w:w="0"/>
+        <w:jc w:val="center"/>
+        <w:tblLook w:firstColumn="1" w:firstRow="1" w:lastColumn="0" w:lastRow="0" w:noHBand="0" w:noVBand="1" w:val="04A0"/>
+      </w:tblPr>
+      <w:tblGrid>
+        <w:gridCol w:w="10080"/>
+      </w:tblGrid>
+      <w:tr>
+        <w:tc>
+          <w:tcPr>
+            <w:tcW w:type="dxa" w:w="10080"/>
+            <w:shd w:fill="F7FAFC"/>
+            <w:tcMar>
+              <w:top w:w="100" w:type="dxa"/>
+              <w:bottom w:w="100" w:type="dxa"/>
+              <w:left w:w="150" w:type="dxa"/>
+              <w:right w:w="150" w:type="dxa"/>
+            </w:tcMar>
+          </w:tcPr>
+          <w:p>
+            <w:r>
+              <w:rPr>
+                <w:b/>
+                <w:color w:val="1A365D"/>
+                <w:sz w:val="19"/>
+              </w:rPr>
+              <w:t>Correct Answer: None</w:t>
+              <w:br/>
+            </w:r>
+            <w:r>
+              <w:rPr>
+                <w:color w:val="2D3748"/>
+                <w:sz w:val="18"/>
+              </w:rPr>
+              <w:t>Solution Analysis:</w:t>
+              <w:br/>
+              <w:t>When the magnet is allowed to fall vertically along the axis of loop with its north pole towards the coil. The upper face of the coil will become north pole in an attempt to oppose the approaching north pole of the magnet. Therefore, the acceleration in the magnet is less than g .</w:t>
             </w:r>
           </w:p>
         </w:tc>

--- a/dist/exports/kcet-electromagnetic-induction_revision_notes.docx
+++ b/dist/exports/kcet-electromagnetic-induction_revision_notes.docx
@@ -13,7 +13,7 @@
           <w:color w:val="1A365D"/>
           <w:sz w:val="44"/>
         </w:rPr>
-        <w:t>JEE MAIN REVISION MASTER: ELECTROMAGNETIC INDUCTION 2026 2 QUESTIONS 3.33% WEIGHTAGE ↑99.4%</w:t>
+        <w:t>JEE MAIN REVISION MASTER: ELECTROMAGNETIC INDUCTION</w:t>
       </w:r>
     </w:p>
     <w:p>
@@ -164,10 +164,10 @@
             <w:r>
               <w:rPr>
                 <w:b/>
-                <w:color w:val="C53030"/>
+                <w:color w:val="2B6CB0"/>
                 <w:sz w:val="19"/>
               </w:rPr>
-              <w:t>Very High</w:t>
+              <w:t>High</w:t>
             </w:r>
           </w:p>
         </w:tc>
@@ -209,7 +209,7 @@
               <w:rPr>
                 <w:sz w:val="19"/>
               </w:rPr>
-              <w:t>16 PYQs</w:t>
+              <w:t>14 PYQs</w:t>
             </w:r>
           </w:p>
         </w:tc>
@@ -276,7 +276,7 @@
                 <w:color w:val="2D3748"/>
                 <w:sz w:val="19"/>
               </w:rPr>
-              <w:t>Self Inductance &amp; RL Transient Circuits</w:t>
+              <w:t>Motional EMF (Translational &amp; Rotational)</w:t>
             </w:r>
           </w:p>
         </w:tc>
@@ -296,7 +296,7 @@
               <w:rPr>
                 <w:sz w:val="19"/>
               </w:rPr>
-              <w:t>6 PYQs</w:t>
+              <w:t>4 PYQs</w:t>
             </w:r>
           </w:p>
         </w:tc>
@@ -317,7 +317,7 @@
                 <w:color w:val="718096"/>
                 <w:sz w:val="19"/>
               </w:rPr>
-              <w:t>Inductance &amp; Circuits</w:t>
+              <w:t>Motional Induction</w:t>
             </w:r>
           </w:p>
         </w:tc>
@@ -363,7 +363,7 @@
                 <w:color w:val="2D3748"/>
                 <w:sz w:val="19"/>
               </w:rPr>
-              <w:t>Motional EMF (Translational &amp; Rotational)</w:t>
+              <w:t>Self Inductance &amp; RL Transient Circuits</w:t>
             </w:r>
           </w:p>
         </w:tc>
@@ -383,7 +383,7 @@
               <w:rPr>
                 <w:sz w:val="19"/>
               </w:rPr>
-              <w:t>5 PYQs</w:t>
+              <w:t>4 PYQs</w:t>
             </w:r>
           </w:p>
         </w:tc>
@@ -404,7 +404,7 @@
                 <w:color w:val="718096"/>
                 <w:sz w:val="19"/>
               </w:rPr>
-              <w:t>Motional Induction</w:t>
+              <w:t>Inductance &amp; Circuits</w:t>
             </w:r>
           </w:p>
         </w:tc>
@@ -557,7 +557,7 @@
               <w:rPr>
                 <w:sz w:val="19"/>
               </w:rPr>
-              <w:t>2 PYQs</w:t>
+              <w:t>1 PYQs</w:t>
             </w:r>
           </w:p>
         </w:tc>
@@ -724,7 +724,7 @@
                 <w:color w:val="1A365D"/>
                 <w:sz w:val="19"/>
               </w:rPr>
-              <w:t>Self Inductance &amp; RL Transient Circuits</w:t>
+              <w:t>Motional EMF (Translational &amp; Rotational)</w:t>
             </w:r>
           </w:p>
         </w:tc>
@@ -746,7 +746,7 @@
                 <w:color w:val="2D3748"/>
                 <w:sz w:val="19"/>
               </w:rPr>
-              <w:t>\mathcal{E} = -L \frac{dI}{dt}, \quad L = \mu_0 n^2 A l, \quad U = \frac{1}{2} L I^2, \quad \tau = \frac{L}{R}, \quad I(t) = \frac{V}{R} (1 - e^{-t/\tau})</w:t>
+              <w:t>\mathcal{E} = B v L, \quad I = \frac{B v L}{R}, \quad F_{\text{mag}} = \frac{B^2 L^2 v}{R}, \quad \mathcal{E}_{\text{rot}} = \frac{1}{2} B \omega L^2</w:t>
             </w:r>
           </w:p>
         </w:tc>
@@ -770,7 +770,7 @@
                 <w:color w:val="1A365D"/>
                 <w:sz w:val="19"/>
               </w:rPr>
-              <w:t>Motional EMF (Translational &amp; Rotational)</w:t>
+              <w:t>Self Inductance &amp; RL Transient Circuits</w:t>
             </w:r>
           </w:p>
         </w:tc>
@@ -792,7 +792,7 @@
                 <w:color w:val="2D3748"/>
                 <w:sz w:val="19"/>
               </w:rPr>
-              <w:t>\mathcal{E} = B v L, \quad I = \frac{B v L}{R}, \quad F_{\text{mag}} = \frac{B^2 L^2 v}{R}, \quad \mathcal{E}_{\text{rot}} = \frac{1}{2} B \omega L^2</w:t>
+              <w:t>\mathcal{E} = -L \frac{dI}{dt}, \quad L = \mu_0 n^2 A l, \quad U = \frac{1}{2} L I^2, \quad \tau = \frac{L}{R}, \quad I(t) = \frac{V}{R} (1 - e^{-t/\tau})</w:t>
             </w:r>
           </w:p>
         </w:tc>
@@ -916,7 +916,7 @@
           <w:color w:val="2B6CB0"/>
           <w:sz w:val="24"/>
         </w:rPr>
-        <w:t>3.1 Magnetic Flux &amp; Faraday-Lenz Law (Very High Yield — 16 PYQs)</w:t>
+        <w:t>3.1 Magnetic Flux &amp; Faraday-Lenz Law (High Yield — 14 PYQs)</w:t>
       </w:r>
     </w:p>
     <w:p>
@@ -1124,7 +1124,215 @@
           <w:color w:val="2B6CB0"/>
           <w:sz w:val="24"/>
         </w:rPr>
-        <w:t>3.2 Self Inductance &amp; RL Transient Circuits (Moderate Yield — 6 PYQs)</w:t>
+        <w:t>3.2 Motional EMF (Translational &amp; Rotational) (Moderate Yield — 4 PYQs)</w:t>
+      </w:r>
+    </w:p>
+    <w:p>
+      <w:r>
+        <w:rPr>
+          <w:b/>
+          <w:sz w:val="20"/>
+        </w:rPr>
+        <w:t xml:space="preserve">Core Principle: </w:t>
+      </w:r>
+      <w:r>
+        <w:rPr>
+          <w:sz w:val="20"/>
+        </w:rPr>
+        <w:t>Motional EMF in a conductor moving through field vec(B): \mathcalE = B v L. For a rod rotating about one pivot with angular speed ω: \mathcalE_(rot) = (1 / 2) B ω L^2.</w:t>
+      </w:r>
+    </w:p>
+    <w:tbl>
+      <w:tblPr>
+        <w:tblW w:type="auto" w:w="0"/>
+        <w:jc w:val="center"/>
+        <w:tblLook w:firstColumn="1" w:firstRow="1" w:lastColumn="0" w:lastRow="0" w:noHBand="0" w:noVBand="1" w:val="04A0"/>
+      </w:tblPr>
+      <w:tblGrid>
+        <w:gridCol w:w="10080"/>
+      </w:tblGrid>
+      <w:tr>
+        <w:tc>
+          <w:tcPr>
+            <w:tcW w:type="dxa" w:w="10080"/>
+            <w:shd w:fill="FFF5F5"/>
+            <w:tcMar>
+              <w:top w:w="100" w:type="dxa"/>
+              <w:bottom w:w="100" w:type="dxa"/>
+              <w:left w:w="150" w:type="dxa"/>
+              <w:right w:w="150" w:type="dxa"/>
+            </w:tcMar>
+          </w:tcPr>
+          <w:p>
+            <w:r>
+              <w:rPr>
+                <w:b/>
+                <w:color w:val="C53030"/>
+                <w:sz w:val="19"/>
+              </w:rPr>
+              <w:t xml:space="preserve">⚠️ Common Trap / JEE Pitfall: </w:t>
+            </w:r>
+            <w:r>
+              <w:rPr>
+                <w:color w:val="2D3748"/>
+                <w:sz w:val="19"/>
+              </w:rPr>
+              <w:t>1. Mechanical power delivered by external pulling force P_(mech) = F_(ext) v exactly matches electrical Joule dissipation I^2 R = (B^2 L^2 v^2 / R). 2. For an arbitrary curved wire, replace it with the straight vector connecting its endpoints.</w:t>
+            </w:r>
+          </w:p>
+        </w:tc>
+      </w:tr>
+    </w:tbl>
+    <w:tbl>
+      <w:tblPr>
+        <w:tblW w:type="auto" w:w="0"/>
+        <w:jc w:val="center"/>
+        <w:tblLook w:firstColumn="1" w:firstRow="1" w:lastColumn="0" w:lastRow="0" w:noHBand="0" w:noVBand="1" w:val="04A0"/>
+      </w:tblPr>
+      <w:tblGrid>
+        <w:gridCol w:w="10080"/>
+      </w:tblGrid>
+      <w:tr>
+        <w:tc>
+          <w:tcPr>
+            <w:tcW w:type="dxa" w:w="10080"/>
+            <w:shd w:fill="F0FFF4"/>
+            <w:tcMar>
+              <w:top w:w="100" w:type="dxa"/>
+              <w:bottom w:w="100" w:type="dxa"/>
+              <w:left w:w="150" w:type="dxa"/>
+              <w:right w:w="150" w:type="dxa"/>
+            </w:tcMar>
+          </w:tcPr>
+          <w:p>
+            <w:r>
+              <w:rPr>
+                <w:b/>
+                <w:color w:val="276749"/>
+                <w:sz w:val="19"/>
+              </w:rPr>
+              <w:t xml:space="preserve">💡 Speed Hack / Trick: </w:t>
+            </w:r>
+            <w:r>
+              <w:rPr>
+                <w:color w:val="2D3748"/>
+                <w:sz w:val="19"/>
+              </w:rPr>
+              <w:t>Direction of induced EMF follows vec(v) × vec(B). Positive charges accumulate at the end pointed to by vec(v) × vec(B).</w:t>
+            </w:r>
+          </w:p>
+        </w:tc>
+      </w:tr>
+    </w:tbl>
+    <w:p>
+      <w:pPr>
+        <w:spacing w:before="120" w:after="40"/>
+      </w:pPr>
+      <w:r>
+        <w:rPr>
+          <w:b/>
+          <w:color w:val="1A365D"/>
+          <w:sz w:val="19"/>
+        </w:rPr>
+        <w:t>Source PYQs testing this concept:</w:t>
+      </w:r>
+    </w:p>
+    <w:p>
+      <w:pPr>
+        <w:pStyle w:val="ListBullet"/>
+        <w:spacing w:after="40"/>
+      </w:pPr>
+      <w:r>
+        <w:rPr>
+          <w:b/>
+          <w:sz w:val="18"/>
+        </w:rPr>
+        <w:t xml:space="preserve">[2026 Shift] Q#1 (MCQ): </w:t>
+      </w:r>
+      <w:r>
+        <w:rPr>
+          <w:sz w:val="18"/>
+        </w:rPr>
+        <w:t xml:space="preserve">"In the figure shown, the conductor PQ of length l is moved from x=0 to x=b and then up to x=2b with a constant velocity vec(v) . ..."  </w:t>
+      </w:r>
+      <w:r>
+        <w:rPr>
+          <w:b/>
+          <w:color w:val="2B6CB0"/>
+          <w:sz w:val="18"/>
+        </w:rPr>
+        <w:t>[Ans: N/A]</w:t>
+      </w:r>
+    </w:p>
+    <w:p>
+      <w:pPr>
+        <w:pStyle w:val="ListBullet"/>
+        <w:spacing w:after="40"/>
+      </w:pPr>
+      <w:r>
+        <w:rPr>
+          <w:b/>
+          <w:sz w:val="18"/>
+        </w:rPr>
+        <w:t xml:space="preserve">[2023 Shift] Q#1 (MCQ): </w:t>
+      </w:r>
+      <w:r>
+        <w:rPr>
+          <w:sz w:val="18"/>
+        </w:rPr>
+        <w:t xml:space="preserve">"A metallic rod of length 1m held along east-west direction is allowed to fall down freely. Given horizontal component of earth's magnetic ..."  </w:t>
+      </w:r>
+      <w:r>
+        <w:rPr>
+          <w:b/>
+          <w:color w:val="2B6CB0"/>
+          <w:sz w:val="18"/>
+        </w:rPr>
+        <w:t>[Ans: N/A]</w:t>
+      </w:r>
+    </w:p>
+    <w:p>
+      <w:pPr>
+        <w:pStyle w:val="ListBullet"/>
+        <w:spacing w:after="40"/>
+      </w:pPr>
+      <w:r>
+        <w:rPr>
+          <w:b/>
+          <w:sz w:val="18"/>
+        </w:rPr>
+        <w:t xml:space="preserve">[2020 Shift] Q#2 (MCQ): </w:t>
+      </w:r>
+      <w:r>
+        <w:rPr>
+          <w:sz w:val="18"/>
+        </w:rPr>
+        <w:t xml:space="preserve">"A rod of length 2m slides with a speed of 5ms^-1 on a rectangular conducting frame as shown in figure. There exists a uniform magnetic..."  </w:t>
+      </w:r>
+      <w:r>
+        <w:rPr>
+          <w:b/>
+          <w:color w:val="2B6CB0"/>
+          <w:sz w:val="18"/>
+        </w:rPr>
+        <w:t>[Ans: N/A]</w:t>
+      </w:r>
+    </w:p>
+    <w:p>
+      <w:pPr>
+        <w:spacing w:after="120"/>
+      </w:pPr>
+    </w:p>
+    <w:p>
+      <w:pPr>
+        <w:pStyle w:val="Heading2"/>
+      </w:pPr>
+      <w:r>
+        <w:rPr>
+          <w:color w:val="2B6CB0"/>
+          <w:sz w:val="24"/>
+        </w:rPr>
+        <w:t>3.3 Self Inductance &amp; RL Transient Circuits (Moderate Yield — 4 PYQs)</w:t>
       </w:r>
     </w:p>
     <w:p>
@@ -1332,214 +1540,6 @@
           <w:color w:val="2B6CB0"/>
           <w:sz w:val="24"/>
         </w:rPr>
-        <w:t>3.3 Motional EMF (Translational &amp; Rotational) (Moderate Yield — 5 PYQs)</w:t>
-      </w:r>
-    </w:p>
-    <w:p>
-      <w:r>
-        <w:rPr>
-          <w:b/>
-          <w:sz w:val="20"/>
-        </w:rPr>
-        <w:t xml:space="preserve">Core Principle: </w:t>
-      </w:r>
-      <w:r>
-        <w:rPr>
-          <w:sz w:val="20"/>
-        </w:rPr>
-        <w:t>Motional EMF in a conductor moving through field vec(B): \mathcalE = B v L. For a rod rotating about one pivot with angular speed ω: \mathcalE_(rot) = (1 / 2) B ω L^2.</w:t>
-      </w:r>
-    </w:p>
-    <w:tbl>
-      <w:tblPr>
-        <w:tblW w:type="auto" w:w="0"/>
-        <w:jc w:val="center"/>
-        <w:tblLook w:firstColumn="1" w:firstRow="1" w:lastColumn="0" w:lastRow="0" w:noHBand="0" w:noVBand="1" w:val="04A0"/>
-      </w:tblPr>
-      <w:tblGrid>
-        <w:gridCol w:w="10080"/>
-      </w:tblGrid>
-      <w:tr>
-        <w:tc>
-          <w:tcPr>
-            <w:tcW w:type="dxa" w:w="10080"/>
-            <w:shd w:fill="FFF5F5"/>
-            <w:tcMar>
-              <w:top w:w="100" w:type="dxa"/>
-              <w:bottom w:w="100" w:type="dxa"/>
-              <w:left w:w="150" w:type="dxa"/>
-              <w:right w:w="150" w:type="dxa"/>
-            </w:tcMar>
-          </w:tcPr>
-          <w:p>
-            <w:r>
-              <w:rPr>
-                <w:b/>
-                <w:color w:val="C53030"/>
-                <w:sz w:val="19"/>
-              </w:rPr>
-              <w:t xml:space="preserve">⚠️ Common Trap / JEE Pitfall: </w:t>
-            </w:r>
-            <w:r>
-              <w:rPr>
-                <w:color w:val="2D3748"/>
-                <w:sz w:val="19"/>
-              </w:rPr>
-              <w:t>1. Mechanical power delivered by external pulling force P_(mech) = F_(ext) v exactly matches electrical Joule dissipation I^2 R = (B^2 L^2 v^2 / R). 2. For an arbitrary curved wire, replace it with the straight vector connecting its endpoints.</w:t>
-            </w:r>
-          </w:p>
-        </w:tc>
-      </w:tr>
-    </w:tbl>
-    <w:tbl>
-      <w:tblPr>
-        <w:tblW w:type="auto" w:w="0"/>
-        <w:jc w:val="center"/>
-        <w:tblLook w:firstColumn="1" w:firstRow="1" w:lastColumn="0" w:lastRow="0" w:noHBand="0" w:noVBand="1" w:val="04A0"/>
-      </w:tblPr>
-      <w:tblGrid>
-        <w:gridCol w:w="10080"/>
-      </w:tblGrid>
-      <w:tr>
-        <w:tc>
-          <w:tcPr>
-            <w:tcW w:type="dxa" w:w="10080"/>
-            <w:shd w:fill="F0FFF4"/>
-            <w:tcMar>
-              <w:top w:w="100" w:type="dxa"/>
-              <w:bottom w:w="100" w:type="dxa"/>
-              <w:left w:w="150" w:type="dxa"/>
-              <w:right w:w="150" w:type="dxa"/>
-            </w:tcMar>
-          </w:tcPr>
-          <w:p>
-            <w:r>
-              <w:rPr>
-                <w:b/>
-                <w:color w:val="276749"/>
-                <w:sz w:val="19"/>
-              </w:rPr>
-              <w:t xml:space="preserve">💡 Speed Hack / Trick: </w:t>
-            </w:r>
-            <w:r>
-              <w:rPr>
-                <w:color w:val="2D3748"/>
-                <w:sz w:val="19"/>
-              </w:rPr>
-              <w:t>Direction of induced EMF follows vec(v) × vec(B). Positive charges accumulate at the end pointed to by vec(v) × vec(B).</w:t>
-            </w:r>
-          </w:p>
-        </w:tc>
-      </w:tr>
-    </w:tbl>
-    <w:p>
-      <w:pPr>
-        <w:spacing w:before="120" w:after="40"/>
-      </w:pPr>
-      <w:r>
-        <w:rPr>
-          <w:b/>
-          <w:color w:val="1A365D"/>
-          <w:sz w:val="19"/>
-        </w:rPr>
-        <w:t>Source PYQs testing this concept:</w:t>
-      </w:r>
-    </w:p>
-    <w:p>
-      <w:pPr>
-        <w:pStyle w:val="ListBullet"/>
-        <w:spacing w:after="40"/>
-      </w:pPr>
-      <w:r>
-        <w:rPr>
-          <w:b/>
-          <w:sz w:val="18"/>
-        </w:rPr>
-        <w:t xml:space="preserve">[2026 Shift] Q#1 (MCQ): </w:t>
-      </w:r>
-      <w:r>
-        <w:rPr>
-          <w:sz w:val="18"/>
-        </w:rPr>
-        <w:t xml:space="preserve">"In the figure shown, the conductor PQ of length l is moved from x=0 to x=b and then up to x=2b with a constant velocity vec(v) . ..."  </w:t>
-      </w:r>
-      <w:r>
-        <w:rPr>
-          <w:b/>
-          <w:color w:val="2B6CB0"/>
-          <w:sz w:val="18"/>
-        </w:rPr>
-        <w:t>[Ans: N/A]</w:t>
-      </w:r>
-    </w:p>
-    <w:p>
-      <w:pPr>
-        <w:pStyle w:val="ListBullet"/>
-        <w:spacing w:after="40"/>
-      </w:pPr>
-      <w:r>
-        <w:rPr>
-          <w:b/>
-          <w:sz w:val="18"/>
-        </w:rPr>
-        <w:t xml:space="preserve">[2023 Shift] Q#1 (MCQ): </w:t>
-      </w:r>
-      <w:r>
-        <w:rPr>
-          <w:sz w:val="18"/>
-        </w:rPr>
-        <w:t xml:space="preserve">"A metallic rod of length 1m held along east-west direction is allowed to fall down freely. Given horizontal component of earth's magnetic ..."  </w:t>
-      </w:r>
-      <w:r>
-        <w:rPr>
-          <w:b/>
-          <w:color w:val="2B6CB0"/>
-          <w:sz w:val="18"/>
-        </w:rPr>
-        <w:t>[Ans: N/A]</w:t>
-      </w:r>
-    </w:p>
-    <w:p>
-      <w:pPr>
-        <w:pStyle w:val="ListBullet"/>
-        <w:spacing w:after="40"/>
-      </w:pPr>
-      <w:r>
-        <w:rPr>
-          <w:b/>
-          <w:sz w:val="18"/>
-        </w:rPr>
-        <w:t xml:space="preserve">[2020 Shift] Q#2 (MCQ): </w:t>
-      </w:r>
-      <w:r>
-        <w:rPr>
-          <w:sz w:val="18"/>
-        </w:rPr>
-        <w:t xml:space="preserve">"A rod of length 2m slides with a speed of 5ms^-1 on a rectangular conducting frame as shown in figure. There exists a uniform magnetic..."  </w:t>
-      </w:r>
-      <w:r>
-        <w:rPr>
-          <w:b/>
-          <w:color w:val="2B6CB0"/>
-          <w:sz w:val="18"/>
-        </w:rPr>
-        <w:t>[Ans: N/A]</w:t>
-      </w:r>
-    </w:p>
-    <w:p>
-      <w:pPr>
-        <w:spacing w:after="120"/>
-      </w:pPr>
-    </w:p>
-    <w:p>
-      <w:pPr>
-        <w:pStyle w:val="Heading2"/>
-      </w:pPr>
-      <w:r>
-        <w:rPr>
-          <w:color w:val="2B6CB0"/>
-          <w:sz w:val="24"/>
-        </w:rPr>
         <w:t>3.4 Mutual Inductance &amp; Coupled Coils (Standard Yield — 2 PYQs)</w:t>
       </w:r>
     </w:p>
@@ -1721,7 +1721,7 @@
           <w:color w:val="2B6CB0"/>
           <w:sz w:val="24"/>
         </w:rPr>
-        <w:t>3.5 Induced Electric Field &amp; Eddy Currents (Standard Yield — 2 PYQs)</w:t>
+        <w:t>3.5 Induced Electric Field &amp; Eddy Currents (Standard Yield — 1 PYQs)</w:t>
       </w:r>
     </w:p>
     <w:p>
@@ -1851,33 +1851,6 @@
           <w:sz w:val="18"/>
         </w:rPr>
         <w:t xml:space="preserve">"The working of magnetic braking of trains is based on..."  </w:t>
-      </w:r>
-      <w:r>
-        <w:rPr>
-          <w:b/>
-          <w:color w:val="2B6CB0"/>
-          <w:sz w:val="18"/>
-        </w:rPr>
-        <w:t>[Ans: N/A]</w:t>
-      </w:r>
-    </w:p>
-    <w:p>
-      <w:pPr>
-        <w:pStyle w:val="ListBullet"/>
-        <w:spacing w:after="40"/>
-      </w:pPr>
-      <w:r>
-        <w:rPr>
-          <w:b/>
-          <w:sz w:val="18"/>
-        </w:rPr>
-        <w:t xml:space="preserve">[2017 Shift] Q#4 (MCQ): </w:t>
-      </w:r>
-      <w:r>
-        <w:rPr>
-          <w:sz w:val="18"/>
-        </w:rPr>
-        <w:t xml:space="preserve">"A bar magnet is allowed to fall vertically through a copper coil placed in a horizontal plane. The magnet falls with a net acceleration, is..."  </w:t>
       </w:r>
       <w:r>
         <w:rPr>
@@ -2036,7 +2009,7 @@
           <w:color w:val="1A365D"/>
           <w:sz w:val="22"/>
         </w:rPr>
-        <w:t>Benchmark Problem 2: KCET 2020 (Q#2)</w:t>
+        <w:t>Benchmark Problem 2: KCET 2023 (Q#1)</w:t>
       </w:r>
     </w:p>
     <w:p>
@@ -2047,7 +2020,7 @@
         <w:rPr>
           <w:sz w:val="20"/>
         </w:rPr>
-        <w:t>A rod of length 2m slides with a speed of 5ms^-1 on a rectangular conducting frame as shown in figure. There exists a uniform magnetic filed of 0.04T perpendicular to the plane of the figure. If the resistance of the rod is 3Ω . The current through the rod is</w:t>
+        <w:t>A metallic rod of length 1m held along east-west direction is allowed to fall down freely. Given horizontal component of earth's magnetic field B_(H)=3 × 10^-5T . the emf induced in the rod at an instant t=2s after it is released is (Take, g=10ms^-2 )</w:t>
       </w:r>
     </w:p>
     <w:p>
@@ -2059,7 +2032,7 @@
         <w:rPr>
           <w:sz w:val="19"/>
         </w:rPr>
-        <w:t>(A) 75 mA</w:t>
+        <w:t>(A) 6 × 10^-4V</w:t>
       </w:r>
     </w:p>
     <w:p>
@@ -2071,7 +2044,7 @@
         <w:rPr>
           <w:sz w:val="19"/>
         </w:rPr>
-        <w:t>(B) 133 mA</w:t>
+        <w:t>(B) 3 × 10^-3V</w:t>
       </w:r>
     </w:p>
     <w:p>
@@ -2083,7 +2056,7 @@
         <w:rPr>
           <w:sz w:val="19"/>
         </w:rPr>
-        <w:t>(C) 0.75 A</w:t>
+        <w:t>(C) 3 × 10^-4V</w:t>
       </w:r>
     </w:p>
     <w:p>
@@ -2095,7 +2068,7 @@
         <w:rPr>
           <w:sz w:val="19"/>
         </w:rPr>
-        <w:t>(D) 1.33 A</w:t>
+        <w:t>(D) 6 × 10^-3V</w:t>
       </w:r>
     </w:p>
     <w:tbl>
@@ -2136,7 +2109,7 @@
               </w:rPr>
               <w:t>Solution Analysis:</w:t>
               <w:br/>
-              <w:t>Given, l=2m,v=5m/s,B=0.04T and R=3Ω The current induced in a conducting coil, when moved in a uniform magnetic field is I=(Blv / R)=(0.04 × 2 × 5 / 3)=0.133A=133mA</w:t>
+              <w:t>When the rod falls vertically downward, it cuts the horizontal component of Earth’s magnetic field. The motional emf induced in a rod is E=Blv Here, B=B_(H)=3 × 10^-5T l=1m v is the speed of the rod after t=2s Since the rod is falling freely from rest, v=gt=10 × 2=20m s^-1 Now put the values in the formula: E=3 × 10^-5 × 1 × 20 E=6 × 10^-4V So the induced emf is 6 × 10^-4V Option A.</w:t>
             </w:r>
           </w:p>
         </w:tc>
@@ -2157,7 +2130,7 @@
           <w:color w:val="1A365D"/>
           <w:sz w:val="22"/>
         </w:rPr>
-        <w:t>Benchmark Problem 3: KCET 2018 (Q#2)</w:t>
+        <w:t>Benchmark Problem 3: KCET 2023 (Q#4)</w:t>
       </w:r>
     </w:p>
     <w:p>
@@ -2168,7 +2141,7 @@
         <w:rPr>
           <w:sz w:val="20"/>
         </w:rPr>
-        <w:t>A step-up transformer operates on a 230 V "ne and a load current of 2 A . The ratio of primary and secondary windings is 1:25 . Then, the current in the primary is</w:t>
+        <w:t>The current in a coil changes from 2A to 5A in 0.3s . The magnitude of emf induced in the coil is 1.0V . The value of self-inductance of the coil is</w:t>
       </w:r>
     </w:p>
     <w:p>
@@ -2180,7 +2153,7 @@
         <w:rPr>
           <w:sz w:val="19"/>
         </w:rPr>
-        <w:t>(A) 25 A</w:t>
+        <w:t>(A) 1.0mH</w:t>
       </w:r>
     </w:p>
     <w:p>
@@ -2192,7 +2165,7 @@
         <w:rPr>
           <w:sz w:val="19"/>
         </w:rPr>
-        <w:t>(B) 50 A</w:t>
+        <w:t>(B) 100mH</w:t>
       </w:r>
     </w:p>
     <w:p>
@@ -2204,7 +2177,7 @@
         <w:rPr>
           <w:sz w:val="19"/>
         </w:rPr>
-        <w:t>(C) 15 A</w:t>
+        <w:t>(C) 0.1mH</w:t>
       </w:r>
     </w:p>
     <w:p>
@@ -2216,7 +2189,7 @@
         <w:rPr>
           <w:sz w:val="19"/>
         </w:rPr>
-        <w:t>(D) 12.5 A</w:t>
+        <w:t>(D) 10mH</w:t>
       </w:r>
     </w:p>
     <w:tbl>
@@ -2257,7 +2230,7 @@
               </w:rPr>
               <w:t>Solution Analysis:</w:t>
               <w:br/>
-              <w:t>Let's break down the solution step by step: Since the transformer is a step-up type with a ratio of primary to secondary windings of 1:25 , the secondary voltage is: V_(s)=25 × 230V=5750V Assuming the transformer is ideal (no energy losses), the input power equals the output power: V_(p)I_(p)=V_(s)I_(s) Rearranging to solve for the primary current I_(p) : I_(p)=\fracV_(s)I_(s)V_(p) Substitute the known values: I_(p)=(5750V × 2A / 230V)=(11500 / 230)=50A Therefore, the current in the primary is 50A , which corresponds to Option B.</w:t>
+              <w:t>Δ I=5-2=3A Δ t=0.3s Induced emf, e=1V We know that, e=(LdI / dt) ⇒ e=(LΔ I / Δ t) ⇒ L=(e / (Δ I / Δ t))=(1 / (3 / 0.3))=0.1H=100mH</w:t>
             </w:r>
           </w:p>
         </w:tc>
@@ -2278,7 +2251,7 @@
           <w:color w:val="1A365D"/>
           <w:sz w:val="22"/>
         </w:rPr>
-        <w:t>Benchmark Problem 4: KCET 2017 (Q#4)</w:t>
+        <w:t>Benchmark Problem 4: KCET 2017 (Q#3)</w:t>
       </w:r>
     </w:p>
     <w:p>
@@ -2289,7 +2262,7 @@
         <w:rPr>
           <w:sz w:val="20"/>
         </w:rPr>
-        <w:t>A bar magnet is allowed to fall vertically through a copper coil placed in a horizontal plane. The magnet falls with a net acceleration, is</w:t>
+        <w:t>The working of magnetic braking of trains is based on</w:t>
       </w:r>
     </w:p>
     <w:p>
@@ -2301,7 +2274,7 @@
         <w:rPr>
           <w:sz w:val="19"/>
         </w:rPr>
-        <w:t>(A) Zero</w:t>
+        <w:t>(A) eddy current</w:t>
       </w:r>
     </w:p>
     <w:p>
@@ -2313,7 +2286,7 @@
         <w:rPr>
           <w:sz w:val="19"/>
         </w:rPr>
-        <w:t>(B) =g</w:t>
+        <w:t>(B) pulsating current</w:t>
       </w:r>
     </w:p>
     <w:p>
@@ -2325,7 +2298,7 @@
         <w:rPr>
           <w:sz w:val="19"/>
         </w:rPr>
-        <w:t>(C) &lt;g</w:t>
+        <w:t>(C) alternating current</w:t>
       </w:r>
     </w:p>
     <w:p>
@@ -2337,7 +2310,7 @@
         <w:rPr>
           <w:sz w:val="19"/>
         </w:rPr>
-        <w:t>(D) &gt;g</w:t>
+        <w:t>(D) steady current</w:t>
       </w:r>
     </w:p>
     <w:tbl>
@@ -2378,7 +2351,7 @@
               </w:rPr>
               <w:t>Solution Analysis:</w:t>
               <w:br/>
-              <w:t>When the magnet is allowed to fall vertically along the axis of loop with its north pole towards the coil. The upper face of the coil will become north pole in an attempt to oppose the approaching north pole of the magnet. Therefore, the acceleration in the magnet is less than g .</w:t>
+              <w:t>Magnetic braking in trains works on the principle of eddy currents. Here’s a quick breakdown: When a magnet moves relative to a conductive material (like aluminum), it induces circular currents (eddy currents) in that conductor. According to Lenz's law, these eddy currents create their own magnetic fields that oppose the motion causing them. This opposition produces a braking force, which helps in slowing down the train without physical friction. So, the correct answer is: Option A: eddy current.</w:t>
             </w:r>
           </w:p>
         </w:tc>

--- a/dist/exports/kcet-electromagnetic-induction_revision_notes.docx
+++ b/dist/exports/kcet-electromagnetic-induction_revision_notes.docx
@@ -164,10 +164,10 @@
             <w:r>
               <w:rPr>
                 <w:b/>
-                <w:color w:val="2B6CB0"/>
+                <w:color w:val="C53030"/>
                 <w:sz w:val="19"/>
               </w:rPr>
-              <w:t>High</w:t>
+              <w:t>Very High</w:t>
             </w:r>
           </w:p>
         </w:tc>
@@ -189,7 +189,7 @@
                 <w:color w:val="2D3748"/>
                 <w:sz w:val="19"/>
               </w:rPr>
-              <w:t>Magnetic Flux &amp; Faraday-Lenz Law</w:t>
+              <w:t>Faraday-Lenz Law, Induced EMF &amp; Motional Induction</w:t>
             </w:r>
           </w:p>
         </w:tc>
@@ -209,7 +209,7 @@
               <w:rPr>
                 <w:sz w:val="19"/>
               </w:rPr>
-              <w:t>14 PYQs</w:t>
+              <w:t>17 PYQs</w:t>
             </w:r>
           </w:p>
         </w:tc>
@@ -230,7 +230,7 @@
                 <w:color w:val="718096"/>
                 <w:sz w:val="19"/>
               </w:rPr>
-              <w:t>Core Principle</w:t>
+              <w:t>Electromagnetic Induction</w:t>
             </w:r>
           </w:p>
         </w:tc>
@@ -276,7 +276,7 @@
                 <w:color w:val="2D3748"/>
                 <w:sz w:val="19"/>
               </w:rPr>
-              <w:t>Motional EMF (Translational &amp; Rotational)</w:t>
+              <w:t>Self &amp; Mutual Inductance &amp; Energy Stored</w:t>
             </w:r>
           </w:p>
         </w:tc>
@@ -296,7 +296,7 @@
               <w:rPr>
                 <w:sz w:val="19"/>
               </w:rPr>
-              <w:t>4 PYQs</w:t>
+              <w:t>5 PYQs</w:t>
             </w:r>
           </w:p>
         </w:tc>
@@ -317,268 +317,7 @@
                 <w:color w:val="718096"/>
                 <w:sz w:val="19"/>
               </w:rPr>
-              <w:t>Motional Induction</w:t>
-            </w:r>
-          </w:p>
-        </w:tc>
-      </w:tr>
-      <w:tr>
-        <w:tc>
-          <w:tcPr>
-            <w:tcW w:type="dxa" w:w="2160"/>
-            <w:shd w:fill="F7FAFC"/>
-            <w:tcMar>
-              <w:top w:w="80" w:type="dxa"/>
-              <w:bottom w:w="80" w:type="dxa"/>
-              <w:left w:w="150" w:type="dxa"/>
-              <w:right w:w="150" w:type="dxa"/>
-            </w:tcMar>
-          </w:tcPr>
-          <w:p>
-            <w:r>
-              <w:rPr>
-                <w:b/>
-                <w:color w:val="718096"/>
-                <w:sz w:val="19"/>
-              </w:rPr>
-              <w:t>Moderate</w:t>
-            </w:r>
-          </w:p>
-        </w:tc>
-        <w:tc>
-          <w:tcPr>
-            <w:tcW w:type="dxa" w:w="4320"/>
-            <w:shd w:fill="F7FAFC"/>
-            <w:tcMar>
-              <w:top w:w="80" w:type="dxa"/>
-              <w:bottom w:w="80" w:type="dxa"/>
-              <w:left w:w="150" w:type="dxa"/>
-              <w:right w:w="150" w:type="dxa"/>
-            </w:tcMar>
-          </w:tcPr>
-          <w:p>
-            <w:r>
-              <w:rPr>
-                <w:b/>
-                <w:color w:val="2D3748"/>
-                <w:sz w:val="19"/>
-              </w:rPr>
-              <w:t>Self Inductance &amp; RL Transient Circuits</w:t>
-            </w:r>
-          </w:p>
-        </w:tc>
-        <w:tc>
-          <w:tcPr>
-            <w:tcW w:type="dxa" w:w="1728"/>
-            <w:shd w:fill="F7FAFC"/>
-            <w:tcMar>
-              <w:top w:w="80" w:type="dxa"/>
-              <w:bottom w:w="80" w:type="dxa"/>
-              <w:left w:w="150" w:type="dxa"/>
-              <w:right w:w="150" w:type="dxa"/>
-            </w:tcMar>
-          </w:tcPr>
-          <w:p>
-            <w:r>
-              <w:rPr>
-                <w:sz w:val="19"/>
-              </w:rPr>
-              <w:t>4 PYQs</w:t>
-            </w:r>
-          </w:p>
-        </w:tc>
-        <w:tc>
-          <w:tcPr>
-            <w:tcW w:type="dxa" w:w="1872"/>
-            <w:shd w:fill="F7FAFC"/>
-            <w:tcMar>
-              <w:top w:w="80" w:type="dxa"/>
-              <w:bottom w:w="80" w:type="dxa"/>
-              <w:left w:w="150" w:type="dxa"/>
-              <w:right w:w="150" w:type="dxa"/>
-            </w:tcMar>
-          </w:tcPr>
-          <w:p>
-            <w:r>
-              <w:rPr>
-                <w:color w:val="718096"/>
-                <w:sz w:val="19"/>
-              </w:rPr>
-              <w:t>Inductance &amp; Circuits</w:t>
-            </w:r>
-          </w:p>
-        </w:tc>
-      </w:tr>
-      <w:tr>
-        <w:tc>
-          <w:tcPr>
-            <w:tcW w:type="dxa" w:w="2160"/>
-            <w:shd w:fill="FFFFFF"/>
-            <w:tcMar>
-              <w:top w:w="80" w:type="dxa"/>
-              <w:bottom w:w="80" w:type="dxa"/>
-              <w:left w:w="150" w:type="dxa"/>
-              <w:right w:w="150" w:type="dxa"/>
-            </w:tcMar>
-          </w:tcPr>
-          <w:p>
-            <w:r>
-              <w:rPr>
-                <w:b/>
-                <w:color w:val="718096"/>
-                <w:sz w:val="19"/>
-              </w:rPr>
-              <w:t>Standard</w:t>
-            </w:r>
-          </w:p>
-        </w:tc>
-        <w:tc>
-          <w:tcPr>
-            <w:tcW w:type="dxa" w:w="4320"/>
-            <w:shd w:fill="FFFFFF"/>
-            <w:tcMar>
-              <w:top w:w="80" w:type="dxa"/>
-              <w:bottom w:w="80" w:type="dxa"/>
-              <w:left w:w="150" w:type="dxa"/>
-              <w:right w:w="150" w:type="dxa"/>
-            </w:tcMar>
-          </w:tcPr>
-          <w:p>
-            <w:r>
-              <w:rPr>
-                <w:b/>
-                <w:color w:val="2D3748"/>
-                <w:sz w:val="19"/>
-              </w:rPr>
-              <w:t>Mutual Inductance &amp; Coupled Coils</w:t>
-            </w:r>
-          </w:p>
-        </w:tc>
-        <w:tc>
-          <w:tcPr>
-            <w:tcW w:type="dxa" w:w="1728"/>
-            <w:shd w:fill="FFFFFF"/>
-            <w:tcMar>
-              <w:top w:w="80" w:type="dxa"/>
-              <w:bottom w:w="80" w:type="dxa"/>
-              <w:left w:w="150" w:type="dxa"/>
-              <w:right w:w="150" w:type="dxa"/>
-            </w:tcMar>
-          </w:tcPr>
-          <w:p>
-            <w:r>
-              <w:rPr>
-                <w:sz w:val="19"/>
-              </w:rPr>
-              <w:t>2 PYQs</w:t>
-            </w:r>
-          </w:p>
-        </w:tc>
-        <w:tc>
-          <w:tcPr>
-            <w:tcW w:type="dxa" w:w="1872"/>
-            <w:shd w:fill="FFFFFF"/>
-            <w:tcMar>
-              <w:top w:w="80" w:type="dxa"/>
-              <w:bottom w:w="80" w:type="dxa"/>
-              <w:left w:w="150" w:type="dxa"/>
-              <w:right w:w="150" w:type="dxa"/>
-            </w:tcMar>
-          </w:tcPr>
-          <w:p>
-            <w:r>
-              <w:rPr>
-                <w:color w:val="718096"/>
-                <w:sz w:val="19"/>
-              </w:rPr>
-              <w:t>Coupling</w:t>
-            </w:r>
-          </w:p>
-        </w:tc>
-      </w:tr>
-      <w:tr>
-        <w:tc>
-          <w:tcPr>
-            <w:tcW w:type="dxa" w:w="2160"/>
-            <w:shd w:fill="F7FAFC"/>
-            <w:tcMar>
-              <w:top w:w="80" w:type="dxa"/>
-              <w:bottom w:w="80" w:type="dxa"/>
-              <w:left w:w="150" w:type="dxa"/>
-              <w:right w:w="150" w:type="dxa"/>
-            </w:tcMar>
-          </w:tcPr>
-          <w:p>
-            <w:r>
-              <w:rPr>
-                <w:b/>
-                <w:color w:val="718096"/>
-                <w:sz w:val="19"/>
-              </w:rPr>
-              <w:t>Standard</w:t>
-            </w:r>
-          </w:p>
-        </w:tc>
-        <w:tc>
-          <w:tcPr>
-            <w:tcW w:type="dxa" w:w="4320"/>
-            <w:shd w:fill="F7FAFC"/>
-            <w:tcMar>
-              <w:top w:w="80" w:type="dxa"/>
-              <w:bottom w:w="80" w:type="dxa"/>
-              <w:left w:w="150" w:type="dxa"/>
-              <w:right w:w="150" w:type="dxa"/>
-            </w:tcMar>
-          </w:tcPr>
-          <w:p>
-            <w:r>
-              <w:rPr>
-                <w:b/>
-                <w:color w:val="2D3748"/>
-                <w:sz w:val="19"/>
-              </w:rPr>
-              <w:t>Induced Electric Field &amp; Eddy Currents</w:t>
-            </w:r>
-          </w:p>
-        </w:tc>
-        <w:tc>
-          <w:tcPr>
-            <w:tcW w:type="dxa" w:w="1728"/>
-            <w:shd w:fill="F7FAFC"/>
-            <w:tcMar>
-              <w:top w:w="80" w:type="dxa"/>
-              <w:bottom w:w="80" w:type="dxa"/>
-              <w:left w:w="150" w:type="dxa"/>
-              <w:right w:w="150" w:type="dxa"/>
-            </w:tcMar>
-          </w:tcPr>
-          <w:p>
-            <w:r>
-              <w:rPr>
-                <w:sz w:val="19"/>
-              </w:rPr>
-              <w:t>1 PYQs</w:t>
-            </w:r>
-          </w:p>
-        </w:tc>
-        <w:tc>
-          <w:tcPr>
-            <w:tcW w:type="dxa" w:w="1872"/>
-            <w:shd w:fill="F7FAFC"/>
-            <w:tcMar>
-              <w:top w:w="80" w:type="dxa"/>
-              <w:bottom w:w="80" w:type="dxa"/>
-              <w:left w:w="150" w:type="dxa"/>
-              <w:right w:w="150" w:type="dxa"/>
-            </w:tcMar>
-          </w:tcPr>
-          <w:p>
-            <w:r>
-              <w:rPr>
-                <w:color w:val="718096"/>
-                <w:sz w:val="19"/>
-              </w:rPr>
-              <w:t>Field Theory</w:t>
+              <w:t>Inductance</w:t>
             </w:r>
           </w:p>
         </w:tc>
@@ -678,7 +417,7 @@
                 <w:color w:val="1A365D"/>
                 <w:sz w:val="19"/>
               </w:rPr>
-              <w:t>Magnetic Flux &amp; Faraday-Lenz Law</w:t>
+              <w:t>Faraday-Lenz Law, Induced EMF &amp; Motional Induction</w:t>
             </w:r>
           </w:p>
         </w:tc>
@@ -700,7 +439,7 @@
                 <w:color w:val="2D3748"/>
                 <w:sz w:val="19"/>
               </w:rPr>
-              <w:t>\Phi_B = \vec{B} \cdot \vec{A} = B A \cos\theta, \quad \mathcal{E} = -\frac{d\Phi_B}{dt} = -N \frac{d\Phi_B}{dt}, \quad q = \frac{\Delta \Phi}{R}</w:t>
+              <w:t>\mathcal{E} = -N\frac{d\Phi}{dt}, \quad \mathcal{E}_{\text{trans}} = B v L, \quad \mathcal{E}_{\text{rot}} = \frac{1}{2}B\omega L^2, \quad \\Delta q = \frac{\\Delta\Phi}{R}</w:t>
             </w:r>
           </w:p>
         </w:tc>
@@ -724,7 +463,7 @@
                 <w:color w:val="1A365D"/>
                 <w:sz w:val="19"/>
               </w:rPr>
-              <w:t>Motional EMF (Translational &amp; Rotational)</w:t>
+              <w:t>Self &amp; Mutual Inductance &amp; Energy Stored</w:t>
             </w:r>
           </w:p>
         </w:tc>
@@ -746,145 +485,7 @@
                 <w:color w:val="2D3748"/>
                 <w:sz w:val="19"/>
               </w:rPr>
-              <w:t>\mathcal{E} = B v L, \quad I = \frac{B v L}{R}, \quad F_{\text{mag}} = \frac{B^2 L^2 v}{R}, \quad \mathcal{E}_{\text{rot}} = \frac{1}{2} B \omega L^2</w:t>
-            </w:r>
-          </w:p>
-        </w:tc>
-      </w:tr>
-      <w:tr>
-        <w:tc>
-          <w:tcPr>
-            <w:tcW w:type="dxa" w:w="3600"/>
-            <w:shd w:fill="F7FAFC"/>
-            <w:tcMar>
-              <w:top w:w="100" w:type="dxa"/>
-              <w:bottom w:w="100" w:type="dxa"/>
-              <w:left w:w="150" w:type="dxa"/>
-              <w:right w:w="150" w:type="dxa"/>
-            </w:tcMar>
-          </w:tcPr>
-          <w:p>
-            <w:r>
-              <w:rPr>
-                <w:b/>
-                <w:color w:val="1A365D"/>
-                <w:sz w:val="19"/>
-              </w:rPr>
-              <w:t>Self Inductance &amp; RL Transient Circuits</w:t>
-            </w:r>
-          </w:p>
-        </w:tc>
-        <w:tc>
-          <w:tcPr>
-            <w:tcW w:type="dxa" w:w="6480"/>
-            <w:shd w:fill="F7FAFC"/>
-            <w:tcMar>
-              <w:top w:w="100" w:type="dxa"/>
-              <w:bottom w:w="100" w:type="dxa"/>
-              <w:left w:w="150" w:type="dxa"/>
-              <w:right w:w="150" w:type="dxa"/>
-            </w:tcMar>
-          </w:tcPr>
-          <w:p>
-            <w:r>
-              <w:rPr>
-                <w:rFonts w:ascii="Cambria Math" w:hAnsi="Cambria Math"/>
-                <w:color w:val="2D3748"/>
-                <w:sz w:val="19"/>
-              </w:rPr>
-              <w:t>\mathcal{E} = -L \frac{dI}{dt}, \quad L = \mu_0 n^2 A l, \quad U = \frac{1}{2} L I^2, \quad \tau = \frac{L}{R}, \quad I(t) = \frac{V}{R} (1 - e^{-t/\tau})</w:t>
-            </w:r>
-          </w:p>
-        </w:tc>
-      </w:tr>
-      <w:tr>
-        <w:tc>
-          <w:tcPr>
-            <w:tcW w:type="dxa" w:w="3600"/>
-            <w:shd w:fill="FFFFFF"/>
-            <w:tcMar>
-              <w:top w:w="100" w:type="dxa"/>
-              <w:bottom w:w="100" w:type="dxa"/>
-              <w:left w:w="150" w:type="dxa"/>
-              <w:right w:w="150" w:type="dxa"/>
-            </w:tcMar>
-          </w:tcPr>
-          <w:p>
-            <w:r>
-              <w:rPr>
-                <w:b/>
-                <w:color w:val="1A365D"/>
-                <w:sz w:val="19"/>
-              </w:rPr>
-              <w:t>Mutual Inductance &amp; Coupled Coils</w:t>
-            </w:r>
-          </w:p>
-        </w:tc>
-        <w:tc>
-          <w:tcPr>
-            <w:tcW w:type="dxa" w:w="6480"/>
-            <w:shd w:fill="FFFFFF"/>
-            <w:tcMar>
-              <w:top w:w="100" w:type="dxa"/>
-              <w:bottom w:w="100" w:type="dxa"/>
-              <w:left w:w="150" w:type="dxa"/>
-              <w:right w:w="150" w:type="dxa"/>
-            </w:tcMar>
-          </w:tcPr>
-          <w:p>
-            <w:r>
-              <w:rPr>
-                <w:rFonts w:ascii="Cambria Math" w:hAnsi="Cambria Math"/>
-                <w:color w:val="2D3748"/>
-                <w:sz w:val="19"/>
-              </w:rPr>
-              <w:t>\mathcal{E}_2 = -M \frac{dI_1}{dt}, \quad M = \mu_0 n_1 n_2 (\pi r_{\text{inner}}^2) l, \quad M = k \sqrt{L_1 L_2} \quad (0 \le k \le 1)</w:t>
-            </w:r>
-          </w:p>
-        </w:tc>
-      </w:tr>
-      <w:tr>
-        <w:tc>
-          <w:tcPr>
-            <w:tcW w:type="dxa" w:w="3600"/>
-            <w:shd w:fill="F7FAFC"/>
-            <w:tcMar>
-              <w:top w:w="100" w:type="dxa"/>
-              <w:bottom w:w="100" w:type="dxa"/>
-              <w:left w:w="150" w:type="dxa"/>
-              <w:right w:w="150" w:type="dxa"/>
-            </w:tcMar>
-          </w:tcPr>
-          <w:p>
-            <w:r>
-              <w:rPr>
-                <w:b/>
-                <w:color w:val="1A365D"/>
-                <w:sz w:val="19"/>
-              </w:rPr>
-              <w:t>Induced Electric Field &amp; Eddy Currents</w:t>
-            </w:r>
-          </w:p>
-        </w:tc>
-        <w:tc>
-          <w:tcPr>
-            <w:tcW w:type="dxa" w:w="6480"/>
-            <w:shd w:fill="F7FAFC"/>
-            <w:tcMar>
-              <w:top w:w="100" w:type="dxa"/>
-              <w:bottom w:w="100" w:type="dxa"/>
-              <w:left w:w="150" w:type="dxa"/>
-              <w:right w:w="150" w:type="dxa"/>
-            </w:tcMar>
-          </w:tcPr>
-          <w:p>
-            <w:r>
-              <w:rPr>
-                <w:rFonts w:ascii="Cambria Math" w:hAnsi="Cambria Math"/>
-                <w:color w:val="2D3748"/>
-                <w:sz w:val="19"/>
-              </w:rPr>
-              <w:t>\oint \vec{E} \cdot d\vec{l} = -\frac{d\Phi_B}{dt}, \quad E(r) = \frac{r}{2} \frac{dB}{dt} \; (r \le R), \quad E(r) = \frac{R^2}{2r} \frac{dB}{dt} \; (r &gt; R)</w:t>
+              <w:t>L = \frac{N\Phi}{I} = \mu_0 n^2 A l, \quad U = \frac{1}{2} L I^2, \quad M = k\sqrt{L_1 L_2}</w:t>
             </w:r>
           </w:p>
         </w:tc>
@@ -916,7 +517,7 @@
           <w:color w:val="2B6CB0"/>
           <w:sz w:val="24"/>
         </w:rPr>
-        <w:t>3.1 Magnetic Flux &amp; Faraday-Lenz Law (High Yield — 14 PYQs)</w:t>
+        <w:t>3.1 Faraday-Lenz Law, Induced EMF &amp; Motional Induction (Very High Yield — 17 PYQs)</w:t>
       </w:r>
     </w:p>
     <w:p>
@@ -931,7 +532,7 @@
         <w:rPr>
           <w:sz w:val="20"/>
         </w:rPr>
-        <w:t>Magnetic flux Φ_B = vec(B) · vec(A) = B A cosθ. Induced EMF \mathcalE = -(dΦ_B / dt) = -N (dΦ_B / dt). Lenz's law dictates that induced currents oppose the change in magnetic flux.</w:t>
+        <w:t>Faraday's Law: \mathcalE = -N(dΦ / dt). Lenz's Law dictates that induced effects oppose the cause (energy conservation). Motional EMF for translating rod \mathcalE = B v L; for rotating rod pivoted at one end \mathcalE = (1 / 2)Bω L^2. Induced charge Δ q = (ΔΦ / R) depends only on total flux change, NOT on the rate of change.</w:t>
       </w:r>
     </w:p>
     <w:tbl>
@@ -969,7 +570,7 @@
                 <w:color w:val="2D3748"/>
                 <w:sz w:val="19"/>
               </w:rPr>
-              <w:t>1. Total induced charge flown Δ q = (ΔΦ_B / R) is independent of the rate or time interval of flux change! 2. Angle θ is measured from the surface normal vec(A), not the coil plane.</w:t>
+              <w:t>Charge flown Δ q = ΔΦ / R is INDEPENDENT of time taken! Whether the flux changes in 1 millisecond or 1 hour, the same charge flows.</w:t>
             </w:r>
           </w:p>
         </w:tc>
@@ -1010,7 +611,7 @@
                 <w:color w:val="2D3748"/>
                 <w:sz w:val="19"/>
               </w:rPr>
-              <w:t>When an N-turn coil rotates with angular velocity ω in field B: \mathcalE(t) = N B A ω sin(ω t), with peak EMF \mathcalE_0 = N B A ω.</w:t>
+              <w:t>For an aircraft flying horizontally in the northern hemisphere, vertical component of Earth's magnetic field B_v induces an EMF across the wings: \mathcalE = B_v v L.</w:t>
             </w:r>
           </w:p>
         </w:tc>
@@ -1066,13 +667,13 @@
           <w:b/>
           <w:sz w:val="18"/>
         </w:rPr>
-        <w:t xml:space="preserve">[2026 Shift] Q#2 (MCQ): </w:t>
+        <w:t xml:space="preserve">[2025 Shift] Q#3 (MCQ): </w:t>
       </w:r>
       <w:r>
         <w:rPr>
           <w:sz w:val="18"/>
         </w:rPr>
-        <w:t xml:space="preserve">"In Faraday-Henry's experiment, a coil is connected to a galvanometer. For the deflection of pointer in the galvanometer, which of the follow..."  </w:t>
+        <w:t xml:space="preserve">"When a bar magnet is pushed towards the coil, along its axis, as shown in the figure, the galvanometer pointer deflects towards X . When thi..."  </w:t>
       </w:r>
       <w:r>
         <w:rPr>
@@ -1093,13 +694,13 @@
           <w:b/>
           <w:sz w:val="18"/>
         </w:rPr>
-        <w:t xml:space="preserve">[2025 Shift] Q#3 (MCQ): </w:t>
+        <w:t xml:space="preserve">[2024 Shift] Q#1 (MCQ): </w:t>
       </w:r>
       <w:r>
         <w:rPr>
           <w:sz w:val="18"/>
         </w:rPr>
-        <w:t xml:space="preserve">"When a bar magnet is pushed towards the coil, along its axis, as shown in the figure, the galvanometer pointer deflects towards X . When thi..."  </w:t>
+        <w:t xml:space="preserve">"An induced current of 2 A flows through a coil. The resistance of the coil is 10Ω . What is the change in magnetic flux associated wi..."  </w:t>
       </w:r>
       <w:r>
         <w:rPr>
@@ -1124,7 +725,7 @@
           <w:color w:val="2B6CB0"/>
           <w:sz w:val="24"/>
         </w:rPr>
-        <w:t>3.2 Motional EMF (Translational &amp; Rotational) (Moderate Yield — 4 PYQs)</w:t>
+        <w:t>3.2 Self &amp; Mutual Inductance &amp; Energy Stored (Moderate Yield — 5 PYQs)</w:t>
       </w:r>
     </w:p>
     <w:p>
@@ -1139,7 +740,7 @@
         <w:rPr>
           <w:sz w:val="20"/>
         </w:rPr>
-        <w:t>Motional EMF in a conductor moving through field vec(B): \mathcalE = B v L. For a rod rotating about one pivot with angular speed ω: \mathcalE_(rot) = (1 / 2) B ω L^2.</w:t>
+        <w:t>Self inductance \mathcalE = -L(dI / dt), where L = μ_0 n^2 A l for a solenoid (L \propto N^2). Mutual inductance \mathcalE_2 = -M(dI_1 / dt), with coupling factor M = k√(L_1 L_2) (0 ≤ k ≤ 1). Magnetic energy stored in inductor U = (1 / 2)L I^2.</w:t>
       </w:r>
     </w:p>
     <w:tbl>
@@ -1177,7 +778,7 @@
                 <w:color w:val="2D3748"/>
                 <w:sz w:val="19"/>
               </w:rPr>
-              <w:t>1. Mechanical power delivered by external pulling force P_(mech) = F_(ext) v exactly matches electrical Joule dissipation I^2 R = (B^2 L^2 v^2 / R). 2. For an arbitrary curved wire, replace it with the straight vector connecting its endpoints.</w:t>
+              <w:t>Self inductance of a solenoid is proportional to N^2 (square of turns), not N! If turns are doubled, inductance quadruples.</w:t>
             </w:r>
           </w:p>
         </w:tc>
@@ -1218,7 +819,7 @@
                 <w:color w:val="2D3748"/>
                 <w:sz w:val="19"/>
               </w:rPr>
-              <w:t>Direction of induced EMF follows vec(v) × vec(B). Positive charges accumulate at the end pointed to by vec(v) × vec(B).</w:t>
+              <w:t>Eddy currents are minimized by using laminated magnetic cores with insulating varnish (used in transformers and chokes).</w:t>
             </w:r>
           </w:p>
         </w:tc>
@@ -1247,13 +848,13 @@
           <w:b/>
           <w:sz w:val="18"/>
         </w:rPr>
-        <w:t xml:space="preserve">[2026 Shift] Q#1 (MCQ): </w:t>
+        <w:t xml:space="preserve">[2026 Shift] Q#2 (MCQ): </w:t>
       </w:r>
       <w:r>
         <w:rPr>
           <w:sz w:val="18"/>
         </w:rPr>
-        <w:t xml:space="preserve">"In the figure shown, the conductor PQ of length l is moved from x=0 to x=b and then up to x=2b with a constant velocity vec(v) . ..."  </w:t>
+        <w:t xml:space="preserve">"In Faraday-Henry's experiment, a coil is connected to a galvanometer. For the deflection of pointer in the galvanometer, which of the follow..."  </w:t>
       </w:r>
       <w:r>
         <w:rPr>
@@ -1262,395 +863,6 @@
           <w:sz w:val="18"/>
         </w:rPr>
         <w:t>[Ans: N/A]</w:t>
-      </w:r>
-    </w:p>
-    <w:p>
-      <w:pPr>
-        <w:pStyle w:val="ListBullet"/>
-        <w:spacing w:after="40"/>
-      </w:pPr>
-      <w:r>
-        <w:rPr>
-          <w:b/>
-          <w:sz w:val="18"/>
-        </w:rPr>
-        <w:t xml:space="preserve">[2023 Shift] Q#1 (MCQ): </w:t>
-      </w:r>
-      <w:r>
-        <w:rPr>
-          <w:sz w:val="18"/>
-        </w:rPr>
-        <w:t xml:space="preserve">"A metallic rod of length 1m held along east-west direction is allowed to fall down freely. Given horizontal component of earth's magnetic ..."  </w:t>
-      </w:r>
-      <w:r>
-        <w:rPr>
-          <w:b/>
-          <w:color w:val="2B6CB0"/>
-          <w:sz w:val="18"/>
-        </w:rPr>
-        <w:t>[Ans: N/A]</w:t>
-      </w:r>
-    </w:p>
-    <w:p>
-      <w:pPr>
-        <w:pStyle w:val="ListBullet"/>
-        <w:spacing w:after="40"/>
-      </w:pPr>
-      <w:r>
-        <w:rPr>
-          <w:b/>
-          <w:sz w:val="18"/>
-        </w:rPr>
-        <w:t xml:space="preserve">[2020 Shift] Q#2 (MCQ): </w:t>
-      </w:r>
-      <w:r>
-        <w:rPr>
-          <w:sz w:val="18"/>
-        </w:rPr>
-        <w:t xml:space="preserve">"A rod of length 2m slides with a speed of 5ms^-1 on a rectangular conducting frame as shown in figure. There exists a uniform magnetic..."  </w:t>
-      </w:r>
-      <w:r>
-        <w:rPr>
-          <w:b/>
-          <w:color w:val="2B6CB0"/>
-          <w:sz w:val="18"/>
-        </w:rPr>
-        <w:t>[Ans: N/A]</w:t>
-      </w:r>
-    </w:p>
-    <w:p>
-      <w:pPr>
-        <w:spacing w:after="120"/>
-      </w:pPr>
-    </w:p>
-    <w:p>
-      <w:pPr>
-        <w:pStyle w:val="Heading2"/>
-      </w:pPr>
-      <w:r>
-        <w:rPr>
-          <w:color w:val="2B6CB0"/>
-          <w:sz w:val="24"/>
-        </w:rPr>
-        <w:t>3.3 Self Inductance &amp; RL Transient Circuits (Moderate Yield — 4 PYQs)</w:t>
-      </w:r>
-    </w:p>
-    <w:p>
-      <w:r>
-        <w:rPr>
-          <w:b/>
-          <w:sz w:val="20"/>
-        </w:rPr>
-        <w:t xml:space="preserve">Core Principle: </w:t>
-      </w:r>
-      <w:r>
-        <w:rPr>
-          <w:sz w:val="20"/>
-        </w:rPr>
-        <w:t>Self-inductance L = (NΦ / I), induced back-EMF \mathcalE = -L(dI / dt). Solenoid L = μ_0 n^2 A l. RL circuit current growth: I(t) = (V / R)(1 - e^-t/τ) with inductive time constant τ = (L / R).</w:t>
-      </w:r>
-    </w:p>
-    <w:tbl>
-      <w:tblPr>
-        <w:tblW w:type="auto" w:w="0"/>
-        <w:jc w:val="center"/>
-        <w:tblLook w:firstColumn="1" w:firstRow="1" w:lastColumn="0" w:lastRow="0" w:noHBand="0" w:noVBand="1" w:val="04A0"/>
-      </w:tblPr>
-      <w:tblGrid>
-        <w:gridCol w:w="10080"/>
-      </w:tblGrid>
-      <w:tr>
-        <w:tc>
-          <w:tcPr>
-            <w:tcW w:type="dxa" w:w="10080"/>
-            <w:shd w:fill="FFF5F5"/>
-            <w:tcMar>
-              <w:top w:w="100" w:type="dxa"/>
-              <w:bottom w:w="100" w:type="dxa"/>
-              <w:left w:w="150" w:type="dxa"/>
-              <w:right w:w="150" w:type="dxa"/>
-            </w:tcMar>
-          </w:tcPr>
-          <w:p>
-            <w:r>
-              <w:rPr>
-                <w:b/>
-                <w:color w:val="C53030"/>
-                <w:sz w:val="19"/>
-              </w:rPr>
-              <w:t xml:space="preserve">⚠️ Common Trap / JEE Pitfall: </w:t>
-            </w:r>
-            <w:r>
-              <w:rPr>
-                <w:color w:val="2D3748"/>
-                <w:sz w:val="19"/>
-              </w:rPr>
-              <w:t>At t = 0^+ (immediately after switch closing), an unenergized inductor acts as an open circuit (R \to ∞). At t \to ∞ (steady state), an ideal inductor acts as a zero-resistance short wire.</w:t>
-            </w:r>
-          </w:p>
-        </w:tc>
-      </w:tr>
-    </w:tbl>
-    <w:tbl>
-      <w:tblPr>
-        <w:tblW w:type="auto" w:w="0"/>
-        <w:jc w:val="center"/>
-        <w:tblLook w:firstColumn="1" w:firstRow="1" w:lastColumn="0" w:lastRow="0" w:noHBand="0" w:noVBand="1" w:val="04A0"/>
-      </w:tblPr>
-      <w:tblGrid>
-        <w:gridCol w:w="10080"/>
-      </w:tblGrid>
-      <w:tr>
-        <w:tc>
-          <w:tcPr>
-            <w:tcW w:type="dxa" w:w="10080"/>
-            <w:shd w:fill="F0FFF4"/>
-            <w:tcMar>
-              <w:top w:w="100" w:type="dxa"/>
-              <w:bottom w:w="100" w:type="dxa"/>
-              <w:left w:w="150" w:type="dxa"/>
-              <w:right w:w="150" w:type="dxa"/>
-            </w:tcMar>
-          </w:tcPr>
-          <w:p>
-            <w:r>
-              <w:rPr>
-                <w:b/>
-                <w:color w:val="276749"/>
-                <w:sz w:val="19"/>
-              </w:rPr>
-              <w:t xml:space="preserve">💡 Speed Hack / Trick: </w:t>
-            </w:r>
-            <w:r>
-              <w:rPr>
-                <w:color w:val="2D3748"/>
-                <w:sz w:val="19"/>
-              </w:rPr>
-              <w:t>Magnetic energy stored: U_B = (1 / 2) L I^2; energy density in space: u_B = (B^2 / 2μ_0). Inductors resist sudden changes in current, not voltage.</w:t>
-            </w:r>
-          </w:p>
-        </w:tc>
-      </w:tr>
-    </w:tbl>
-    <w:p>
-      <w:pPr>
-        <w:spacing w:before="120" w:after="40"/>
-      </w:pPr>
-      <w:r>
-        <w:rPr>
-          <w:b/>
-          <w:color w:val="1A365D"/>
-          <w:sz w:val="19"/>
-        </w:rPr>
-        <w:t>Source PYQs testing this concept:</w:t>
-      </w:r>
-    </w:p>
-    <w:p>
-      <w:pPr>
-        <w:pStyle w:val="ListBullet"/>
-        <w:spacing w:after="40"/>
-      </w:pPr>
-      <w:r>
-        <w:rPr>
-          <w:b/>
-          <w:sz w:val="18"/>
-        </w:rPr>
-        <w:t xml:space="preserve">[2023 Shift] Q#4 (MCQ): </w:t>
-      </w:r>
-      <w:r>
-        <w:rPr>
-          <w:sz w:val="18"/>
-        </w:rPr>
-        <w:t xml:space="preserve">"The current in a coil changes from 2A to 5A in 0.3s . The magnitude of emf induced in the coil is 1.0V . The value of self-inductanc..."  </w:t>
-      </w:r>
-      <w:r>
-        <w:rPr>
-          <w:b/>
-          <w:color w:val="2B6CB0"/>
-          <w:sz w:val="18"/>
-        </w:rPr>
-        <w:t>[Ans: N/A]</w:t>
-      </w:r>
-    </w:p>
-    <w:p>
-      <w:pPr>
-        <w:pStyle w:val="ListBullet"/>
-        <w:spacing w:after="40"/>
-      </w:pPr>
-      <w:r>
-        <w:rPr>
-          <w:b/>
-          <w:sz w:val="18"/>
-        </w:rPr>
-        <w:t xml:space="preserve">[2022 Shift] Q#2 (MCQ): </w:t>
-      </w:r>
-      <w:r>
-        <w:rPr>
-          <w:sz w:val="18"/>
-        </w:rPr>
-        <w:t xml:space="preserve">"A long solenoid has 500 turns, when a current of 2A is passed through it, the resulting magnetic flux linked with each turn of the solenoi..."  </w:t>
-      </w:r>
-      <w:r>
-        <w:rPr>
-          <w:b/>
-          <w:color w:val="2B6CB0"/>
-          <w:sz w:val="18"/>
-        </w:rPr>
-        <w:t>[Ans: N/A]</w:t>
-      </w:r>
-    </w:p>
-    <w:p>
-      <w:pPr>
-        <w:pStyle w:val="ListBullet"/>
-        <w:spacing w:after="40"/>
-      </w:pPr>
-      <w:r>
-        <w:rPr>
-          <w:b/>
-          <w:sz w:val="18"/>
-        </w:rPr>
-        <w:t xml:space="preserve">[2021 Shift] Q#1 (MCQ): </w:t>
-      </w:r>
-      <w:r>
-        <w:rPr>
-          <w:sz w:val="18"/>
-        </w:rPr>
-        <w:t xml:space="preserve">"The current following through an inductance coil of self-inductance 6mH at different time instants is as shown. The emf induced between $t..."  </w:t>
-      </w:r>
-      <w:r>
-        <w:rPr>
-          <w:b/>
-          <w:color w:val="2B6CB0"/>
-          <w:sz w:val="18"/>
-        </w:rPr>
-        <w:t>[Ans: N/A]</w:t>
-      </w:r>
-    </w:p>
-    <w:p>
-      <w:pPr>
-        <w:spacing w:after="120"/>
-      </w:pPr>
-    </w:p>
-    <w:p>
-      <w:pPr>
-        <w:pStyle w:val="Heading2"/>
-      </w:pPr>
-      <w:r>
-        <w:rPr>
-          <w:color w:val="2B6CB0"/>
-          <w:sz w:val="24"/>
-        </w:rPr>
-        <w:t>3.4 Mutual Inductance &amp; Coupled Coils (Standard Yield — 2 PYQs)</w:t>
-      </w:r>
-    </w:p>
-    <w:p>
-      <w:r>
-        <w:rPr>
-          <w:b/>
-          <w:sz w:val="20"/>
-        </w:rPr>
-        <w:t xml:space="preserve">Core Principle: </w:t>
-      </w:r>
-      <w:r>
-        <w:rPr>
-          <w:sz w:val="20"/>
-        </w:rPr>
-        <w:t>Coupled flux in secondary coil Φ_2 = M I_1, induced EMF \mathcalE_2 = -M(dI_1 / dt). Coaxial solenoids M = μ_0 n_1 n_2 (π r_(inner)^2) l. Coupling coefficient M = k√(L_1 L_2) (0 ≤ k ≤ 1).</w:t>
-      </w:r>
-    </w:p>
-    <w:tbl>
-      <w:tblPr>
-        <w:tblW w:type="auto" w:w="0"/>
-        <w:jc w:val="center"/>
-        <w:tblLook w:firstColumn="1" w:firstRow="1" w:lastColumn="0" w:lastRow="0" w:noHBand="0" w:noVBand="1" w:val="04A0"/>
-      </w:tblPr>
-      <w:tblGrid>
-        <w:gridCol w:w="10080"/>
-      </w:tblGrid>
-      <w:tr>
-        <w:tc>
-          <w:tcPr>
-            <w:tcW w:type="dxa" w:w="10080"/>
-            <w:shd w:fill="FFF5F5"/>
-            <w:tcMar>
-              <w:top w:w="100" w:type="dxa"/>
-              <w:bottom w:w="100" w:type="dxa"/>
-              <w:left w:w="150" w:type="dxa"/>
-              <w:right w:w="150" w:type="dxa"/>
-            </w:tcMar>
-          </w:tcPr>
-          <w:p>
-            <w:r>
-              <w:rPr>
-                <w:b/>
-                <w:color w:val="C53030"/>
-                <w:sz w:val="19"/>
-              </w:rPr>
-              <w:t xml:space="preserve">⚠️ Common Trap / JEE Pitfall: </w:t>
-            </w:r>
-            <w:r>
-              <w:rPr>
-                <w:color w:val="2D3748"/>
-                <w:sz w:val="19"/>
-              </w:rPr>
-              <w:t>For concentric coaxial coils, always use the cross-sectional area of the INNER coil (r_(inner)), because the magnetic field of the outer coil only penetrates the inner core.</w:t>
-            </w:r>
-          </w:p>
-        </w:tc>
-      </w:tr>
-    </w:tbl>
-    <w:tbl>
-      <w:tblPr>
-        <w:tblW w:type="auto" w:w="0"/>
-        <w:jc w:val="center"/>
-        <w:tblLook w:firstColumn="1" w:firstRow="1" w:lastColumn="0" w:lastRow="0" w:noHBand="0" w:noVBand="1" w:val="04A0"/>
-      </w:tblPr>
-      <w:tblGrid>
-        <w:gridCol w:w="10080"/>
-      </w:tblGrid>
-      <w:tr>
-        <w:tc>
-          <w:tcPr>
-            <w:tcW w:type="dxa" w:w="10080"/>
-            <w:shd w:fill="F0FFF4"/>
-            <w:tcMar>
-              <w:top w:w="100" w:type="dxa"/>
-              <w:bottom w:w="100" w:type="dxa"/>
-              <w:left w:w="150" w:type="dxa"/>
-              <w:right w:w="150" w:type="dxa"/>
-            </w:tcMar>
-          </w:tcPr>
-          <w:p>
-            <w:r>
-              <w:rPr>
-                <w:b/>
-                <w:color w:val="276749"/>
-                <w:sz w:val="19"/>
-              </w:rPr>
-              <w:t xml:space="preserve">💡 Speed Hack / Trick: </w:t>
-            </w:r>
-            <w:r>
-              <w:rPr>
-                <w:color w:val="2D3748"/>
-                <w:sz w:val="19"/>
-              </w:rPr>
-              <w:t>Reciprocity theorem holds: M_(12) = M_(21) regardless of differing geometry or number of turns.</w:t>
-            </w:r>
-          </w:p>
-        </w:tc>
-      </w:tr>
-    </w:tbl>
-    <w:p>
-      <w:pPr>
-        <w:spacing w:before="120" w:after="40"/>
-      </w:pPr>
-      <w:r>
-        <w:rPr>
-          <w:b/>
-          <w:color w:val="1A365D"/>
-          <w:sz w:val="19"/>
-        </w:rPr>
-        <w:t>Source PYQs testing this concept:</w:t>
       </w:r>
     </w:p>
     <w:p>
@@ -1690,167 +902,13 @@
           <w:b/>
           <w:sz w:val="18"/>
         </w:rPr>
-        <w:t xml:space="preserve">[2021 Shift] Q#4 (MCQ): </w:t>
+        <w:t xml:space="preserve">[2022 Shift] Q#2 (MCQ): </w:t>
       </w:r>
       <w:r>
         <w:rPr>
           <w:sz w:val="18"/>
         </w:rPr>
-        <w:t xml:space="preserve">"The physical quantity which is measure in the unit of wb A^-1 is..."  </w:t>
-      </w:r>
-      <w:r>
-        <w:rPr>
-          <w:b/>
-          <w:color w:val="2B6CB0"/>
-          <w:sz w:val="18"/>
-        </w:rPr>
-        <w:t>[Ans: N/A]</w:t>
-      </w:r>
-    </w:p>
-    <w:p>
-      <w:pPr>
-        <w:spacing w:after="120"/>
-      </w:pPr>
-    </w:p>
-    <w:p>
-      <w:pPr>
-        <w:pStyle w:val="Heading2"/>
-      </w:pPr>
-      <w:r>
-        <w:rPr>
-          <w:color w:val="2B6CB0"/>
-          <w:sz w:val="24"/>
-        </w:rPr>
-        <w:t>3.5 Induced Electric Field &amp; Eddy Currents (Standard Yield — 1 PYQs)</w:t>
-      </w:r>
-    </w:p>
-    <w:p>
-      <w:r>
-        <w:rPr>
-          <w:b/>
-          <w:sz w:val="20"/>
-        </w:rPr>
-        <w:t xml:space="preserve">Core Principle: </w:t>
-      </w:r>
-      <w:r>
-        <w:rPr>
-          <w:sz w:val="20"/>
-        </w:rPr>
-        <w:t>A time-varying magnetic field generates a non-conservative, circular electric field: \oint vec(E) · dvec(l) = -(dΦ_B / dt). Inside cylinder (r ≤ R): E(r) = (r / 2)(dB / dt); outside (r &gt; R): E(r) = (R^2 / 2r)(dB / dt).</w:t>
-      </w:r>
-    </w:p>
-    <w:tbl>
-      <w:tblPr>
-        <w:tblW w:type="auto" w:w="0"/>
-        <w:jc w:val="center"/>
-        <w:tblLook w:firstColumn="1" w:firstRow="1" w:lastColumn="0" w:lastRow="0" w:noHBand="0" w:noVBand="1" w:val="04A0"/>
-      </w:tblPr>
-      <w:tblGrid>
-        <w:gridCol w:w="10080"/>
-      </w:tblGrid>
-      <w:tr>
-        <w:tc>
-          <w:tcPr>
-            <w:tcW w:type="dxa" w:w="10080"/>
-            <w:shd w:fill="FFF5F5"/>
-            <w:tcMar>
-              <w:top w:w="100" w:type="dxa"/>
-              <w:bottom w:w="100" w:type="dxa"/>
-              <w:left w:w="150" w:type="dxa"/>
-              <w:right w:w="150" w:type="dxa"/>
-            </w:tcMar>
-          </w:tcPr>
-          <w:p>
-            <w:r>
-              <w:rPr>
-                <w:b/>
-                <w:color w:val="C53030"/>
-                <w:sz w:val="19"/>
-              </w:rPr>
-              <w:t xml:space="preserve">⚠️ Common Trap / JEE Pitfall: </w:t>
-            </w:r>
-            <w:r>
-              <w:rPr>
-                <w:color w:val="2D3748"/>
-                <w:sz w:val="19"/>
-              </w:rPr>
-              <w:t>Induced electric fields are non-electrostatic: field lines form continuous closed loops and work done along a closed circuit is non-zero (\oint vec(E) · dvec(l) = \mathcalE ≠ 0)!</w:t>
-            </w:r>
-          </w:p>
-        </w:tc>
-      </w:tr>
-    </w:tbl>
-    <w:tbl>
-      <w:tblPr>
-        <w:tblW w:type="auto" w:w="0"/>
-        <w:jc w:val="center"/>
-        <w:tblLook w:firstColumn="1" w:firstRow="1" w:lastColumn="0" w:lastRow="0" w:noHBand="0" w:noVBand="1" w:val="04A0"/>
-      </w:tblPr>
-      <w:tblGrid>
-        <w:gridCol w:w="10080"/>
-      </w:tblGrid>
-      <w:tr>
-        <w:tc>
-          <w:tcPr>
-            <w:tcW w:type="dxa" w:w="10080"/>
-            <w:shd w:fill="F0FFF4"/>
-            <w:tcMar>
-              <w:top w:w="100" w:type="dxa"/>
-              <w:bottom w:w="100" w:type="dxa"/>
-              <w:left w:w="150" w:type="dxa"/>
-              <w:right w:w="150" w:type="dxa"/>
-            </w:tcMar>
-          </w:tcPr>
-          <w:p>
-            <w:r>
-              <w:rPr>
-                <w:b/>
-                <w:color w:val="276749"/>
-                <w:sz w:val="19"/>
-              </w:rPr>
-              <w:t xml:space="preserve">💡 Speed Hack / Trick: </w:t>
-            </w:r>
-            <w:r>
-              <w:rPr>
-                <w:color w:val="2D3748"/>
-                <w:sz w:val="19"/>
-              </w:rPr>
-              <w:t>Eddy currents and hysteresis losses in transformer cores are minimized by using thin laminated sheets of silicon steel insulated by varnish.</w:t>
-            </w:r>
-          </w:p>
-        </w:tc>
-      </w:tr>
-    </w:tbl>
-    <w:p>
-      <w:pPr>
-        <w:spacing w:before="120" w:after="40"/>
-      </w:pPr>
-      <w:r>
-        <w:rPr>
-          <w:b/>
-          <w:color w:val="1A365D"/>
-          <w:sz w:val="19"/>
-        </w:rPr>
-        <w:t>Source PYQs testing this concept:</w:t>
-      </w:r>
-    </w:p>
-    <w:p>
-      <w:pPr>
-        <w:pStyle w:val="ListBullet"/>
-        <w:spacing w:after="40"/>
-      </w:pPr>
-      <w:r>
-        <w:rPr>
-          <w:b/>
-          <w:sz w:val="18"/>
-        </w:rPr>
-        <w:t xml:space="preserve">[2017 Shift] Q#3 (MCQ): </w:t>
-      </w:r>
-      <w:r>
-        <w:rPr>
-          <w:sz w:val="18"/>
-        </w:rPr>
-        <w:t xml:space="preserve">"The working of magnetic braking of trains is based on..."  </w:t>
+        <w:t xml:space="preserve">"A long solenoid has 500 turns, when a current of 2A is passed through it, the resulting magnetic flux linked with each turn of the solenoi..."  </w:t>
       </w:r>
       <w:r>
         <w:rPr>
@@ -2009,7 +1067,7 @@
           <w:color w:val="1A365D"/>
           <w:sz w:val="22"/>
         </w:rPr>
-        <w:t>Benchmark Problem 2: KCET 2023 (Q#1)</w:t>
+        <w:t>Benchmark Problem 2: KCET 2026 (Q#2)</w:t>
       </w:r>
     </w:p>
     <w:p>
@@ -2020,7 +1078,7 @@
         <w:rPr>
           <w:sz w:val="20"/>
         </w:rPr>
-        <w:t>A metallic rod of length 1m held along east-west direction is allowed to fall down freely. Given horizontal component of earth's magnetic field B_(H)=3 × 10^-5T . the emf induced in the rod at an instant t=2s after it is released is (Take, g=10ms^-2 )</w:t>
+        <w:t>In Faraday-Henry's experiment, a coil is connected to a galvanometer. For the deflection of pointer in the galvanometer, which of the following statement/s is/are WRONG? The pointer in the galvanometer deflects - (a) When the bar magnet is moved towards the stationary coil along its axis. (b) When the bar magnet is moved away from the stationary coil along its axis. (c) When the coil is moved towards the stationary bar magnet along its axis. (d) When the coil and the magnet are moved without relative motion between them.</w:t>
       </w:r>
     </w:p>
     <w:p>
@@ -2032,7 +1090,7 @@
         <w:rPr>
           <w:sz w:val="19"/>
         </w:rPr>
-        <w:t>(A) 6 × 10^-4V</w:t>
+        <w:t>(A) a and b</w:t>
       </w:r>
     </w:p>
     <w:p>
@@ -2044,7 +1102,7 @@
         <w:rPr>
           <w:sz w:val="19"/>
         </w:rPr>
-        <w:t>(B) 3 × 10^-3V</w:t>
+        <w:t>(B) b and c</w:t>
       </w:r>
     </w:p>
     <w:p>
@@ -2056,7 +1114,7 @@
         <w:rPr>
           <w:sz w:val="19"/>
         </w:rPr>
-        <w:t>(C) 3 × 10^-4V</w:t>
+        <w:t>(C) a, b and c</w:t>
       </w:r>
     </w:p>
     <w:p>
@@ -2068,7 +1126,7 @@
         <w:rPr>
           <w:sz w:val="19"/>
         </w:rPr>
-        <w:t>(D) 6 × 10^-3V</w:t>
+        <w:t>(D) Only d</w:t>
       </w:r>
     </w:p>
     <w:tbl>
@@ -2109,249 +1167,7 @@
               </w:rPr>
               <w:t>Solution Analysis:</w:t>
               <w:br/>
-              <w:t>When the rod falls vertically downward, it cuts the horizontal component of Earth’s magnetic field. The motional emf induced in a rod is E=Blv Here, B=B_(H)=3 × 10^-5T l=1m v is the speed of the rod after t=2s Since the rod is falling freely from rest, v=gt=10 × 2=20m s^-1 Now put the values in the formula: E=3 × 10^-5 × 1 × 20 E=6 × 10^-4V So the induced emf is 6 × 10^-4V Option A.</w:t>
-            </w:r>
-          </w:p>
-        </w:tc>
-      </w:tr>
-    </w:tbl>
-    <w:p>
-      <w:pPr>
-        <w:spacing w:after="120"/>
-      </w:pPr>
-    </w:p>
-    <w:p>
-      <w:pPr>
-        <w:spacing w:before="160" w:after="40"/>
-      </w:pPr>
-      <w:r>
-        <w:rPr>
-          <w:b/>
-          <w:color w:val="1A365D"/>
-          <w:sz w:val="22"/>
-        </w:rPr>
-        <w:t>Benchmark Problem 3: KCET 2023 (Q#4)</w:t>
-      </w:r>
-    </w:p>
-    <w:p>
-      <w:pPr>
-        <w:spacing w:after="80"/>
-      </w:pPr>
-      <w:r>
-        <w:rPr>
-          <w:sz w:val="20"/>
-        </w:rPr>
-        <w:t>The current in a coil changes from 2A to 5A in 0.3s . The magnitude of emf induced in the coil is 1.0V . The value of self-inductance of the coil is</w:t>
-      </w:r>
-    </w:p>
-    <w:p>
-      <w:pPr>
-        <w:pStyle w:val="ListBullet"/>
-        <w:spacing w:after="20"/>
-      </w:pPr>
-      <w:r>
-        <w:rPr>
-          <w:sz w:val="19"/>
-        </w:rPr>
-        <w:t>(A) 1.0mH</w:t>
-      </w:r>
-    </w:p>
-    <w:p>
-      <w:pPr>
-        <w:pStyle w:val="ListBullet"/>
-        <w:spacing w:after="20"/>
-      </w:pPr>
-      <w:r>
-        <w:rPr>
-          <w:sz w:val="19"/>
-        </w:rPr>
-        <w:t>(B) 100mH</w:t>
-      </w:r>
-    </w:p>
-    <w:p>
-      <w:pPr>
-        <w:pStyle w:val="ListBullet"/>
-        <w:spacing w:after="20"/>
-      </w:pPr>
-      <w:r>
-        <w:rPr>
-          <w:sz w:val="19"/>
-        </w:rPr>
-        <w:t>(C) 0.1mH</w:t>
-      </w:r>
-    </w:p>
-    <w:p>
-      <w:pPr>
-        <w:pStyle w:val="ListBullet"/>
-        <w:spacing w:after="20"/>
-      </w:pPr>
-      <w:r>
-        <w:rPr>
-          <w:sz w:val="19"/>
-        </w:rPr>
-        <w:t>(D) 10mH</w:t>
-      </w:r>
-    </w:p>
-    <w:tbl>
-      <w:tblPr>
-        <w:tblW w:type="auto" w:w="0"/>
-        <w:jc w:val="center"/>
-        <w:tblLook w:firstColumn="1" w:firstRow="1" w:lastColumn="0" w:lastRow="0" w:noHBand="0" w:noVBand="1" w:val="04A0"/>
-      </w:tblPr>
-      <w:tblGrid>
-        <w:gridCol w:w="10080"/>
-      </w:tblGrid>
-      <w:tr>
-        <w:tc>
-          <w:tcPr>
-            <w:tcW w:type="dxa" w:w="10080"/>
-            <w:shd w:fill="F7FAFC"/>
-            <w:tcMar>
-              <w:top w:w="100" w:type="dxa"/>
-              <w:bottom w:w="100" w:type="dxa"/>
-              <w:left w:w="150" w:type="dxa"/>
-              <w:right w:w="150" w:type="dxa"/>
-            </w:tcMar>
-          </w:tcPr>
-          <w:p>
-            <w:r>
-              <w:rPr>
-                <w:b/>
-                <w:color w:val="1A365D"/>
-                <w:sz w:val="19"/>
-              </w:rPr>
-              <w:t>Correct Answer: None</w:t>
-              <w:br/>
-            </w:r>
-            <w:r>
-              <w:rPr>
-                <w:color w:val="2D3748"/>
-                <w:sz w:val="18"/>
-              </w:rPr>
-              <w:t>Solution Analysis:</w:t>
-              <w:br/>
-              <w:t>Δ I=5-2=3A Δ t=0.3s Induced emf, e=1V We know that, e=(LdI / dt) ⇒ e=(LΔ I / Δ t) ⇒ L=(e / (Δ I / Δ t))=(1 / (3 / 0.3))=0.1H=100mH</w:t>
-            </w:r>
-          </w:p>
-        </w:tc>
-      </w:tr>
-    </w:tbl>
-    <w:p>
-      <w:pPr>
-        <w:spacing w:after="120"/>
-      </w:pPr>
-    </w:p>
-    <w:p>
-      <w:pPr>
-        <w:spacing w:before="160" w:after="40"/>
-      </w:pPr>
-      <w:r>
-        <w:rPr>
-          <w:b/>
-          <w:color w:val="1A365D"/>
-          <w:sz w:val="22"/>
-        </w:rPr>
-        <w:t>Benchmark Problem 4: KCET 2017 (Q#3)</w:t>
-      </w:r>
-    </w:p>
-    <w:p>
-      <w:pPr>
-        <w:spacing w:after="80"/>
-      </w:pPr>
-      <w:r>
-        <w:rPr>
-          <w:sz w:val="20"/>
-        </w:rPr>
-        <w:t>The working of magnetic braking of trains is based on</w:t>
-      </w:r>
-    </w:p>
-    <w:p>
-      <w:pPr>
-        <w:pStyle w:val="ListBullet"/>
-        <w:spacing w:after="20"/>
-      </w:pPr>
-      <w:r>
-        <w:rPr>
-          <w:sz w:val="19"/>
-        </w:rPr>
-        <w:t>(A) eddy current</w:t>
-      </w:r>
-    </w:p>
-    <w:p>
-      <w:pPr>
-        <w:pStyle w:val="ListBullet"/>
-        <w:spacing w:after="20"/>
-      </w:pPr>
-      <w:r>
-        <w:rPr>
-          <w:sz w:val="19"/>
-        </w:rPr>
-        <w:t>(B) pulsating current</w:t>
-      </w:r>
-    </w:p>
-    <w:p>
-      <w:pPr>
-        <w:pStyle w:val="ListBullet"/>
-        <w:spacing w:after="20"/>
-      </w:pPr>
-      <w:r>
-        <w:rPr>
-          <w:sz w:val="19"/>
-        </w:rPr>
-        <w:t>(C) alternating current</w:t>
-      </w:r>
-    </w:p>
-    <w:p>
-      <w:pPr>
-        <w:pStyle w:val="ListBullet"/>
-        <w:spacing w:after="20"/>
-      </w:pPr>
-      <w:r>
-        <w:rPr>
-          <w:sz w:val="19"/>
-        </w:rPr>
-        <w:t>(D) steady current</w:t>
-      </w:r>
-    </w:p>
-    <w:tbl>
-      <w:tblPr>
-        <w:tblW w:type="auto" w:w="0"/>
-        <w:jc w:val="center"/>
-        <w:tblLook w:firstColumn="1" w:firstRow="1" w:lastColumn="0" w:lastRow="0" w:noHBand="0" w:noVBand="1" w:val="04A0"/>
-      </w:tblPr>
-      <w:tblGrid>
-        <w:gridCol w:w="10080"/>
-      </w:tblGrid>
-      <w:tr>
-        <w:tc>
-          <w:tcPr>
-            <w:tcW w:type="dxa" w:w="10080"/>
-            <w:shd w:fill="F7FAFC"/>
-            <w:tcMar>
-              <w:top w:w="100" w:type="dxa"/>
-              <w:bottom w:w="100" w:type="dxa"/>
-              <w:left w:w="150" w:type="dxa"/>
-              <w:right w:w="150" w:type="dxa"/>
-            </w:tcMar>
-          </w:tcPr>
-          <w:p>
-            <w:r>
-              <w:rPr>
-                <w:b/>
-                <w:color w:val="1A365D"/>
-                <w:sz w:val="19"/>
-              </w:rPr>
-              <w:t>Correct Answer: None</w:t>
-              <w:br/>
-            </w:r>
-            <w:r>
-              <w:rPr>
-                <w:color w:val="2D3748"/>
-                <w:sz w:val="18"/>
-              </w:rPr>
-              <w:t>Solution Analysis:</w:t>
-              <w:br/>
-              <w:t>Magnetic braking in trains works on the principle of eddy currents. Here’s a quick breakdown: When a magnet moves relative to a conductive material (like aluminum), it induces circular currents (eddy currents) in that conductor. According to Lenz's law, these eddy currents create their own magnetic fields that oppose the motion causing them. This opposition produces a braking force, which helps in slowing down the train without physical friction. So, the correct answer is: Option A: eddy current.</w:t>
+              <w:t>The wrong statement is (d) . In Faraday-Henry’s experiment, the galvanometer pointer deflects only when the magnetic flux linked with the coil changes. When there is relative motion between the magnet and the coil, the magnetic flux through the coil changes. So an induced current is produced, and the galvanometer shows deflection. Now check each case: (a) When the bar magnet is moved towards the stationary coil, the magnetic flux through the coil changes. So the pointer deflects. This statement is correct. (b) When the bar magnet is moved away from the stationary coil, the magnetic flux again changes, but in the opposite way. So the pointer deflects in the opposite direction. This statement is also correct. (c) When the coil is moved towards the stationary bar magnet, there is still relative motion between the coil and magnet. So the flux changes and the pointer deflects. This statement is correct. (d) When the coil and the magnet are moved together without relative motion, the magnetic flux linked with the coil does not change. So no induced current is produced, and the galvanometer pointer does not deflect. Hence, the wrong statement is: Only d Correct option: Option D .</w:t>
             </w:r>
           </w:p>
         </w:tc>
